--- a/Disertatie_Matei_Rares_draft.docx
+++ b/Disertatie_Matei_Rares_draft.docx
@@ -77,23 +77,7 @@
           <w:sz w:val="32"/>
           <w:szCs w:val="32"/>
         </w:rPr>
-        <w:t>MASTER</w:t>
-      </w:r>
-      <w:r>
-        <w:rPr>
-          <w:color w:val="000000"/>
-          <w:sz w:val="32"/>
-          <w:szCs w:val="32"/>
-        </w:rPr>
-        <w:t xml:space="preserve">: </w:t>
-      </w:r>
-      <w:r>
-        <w:rPr>
-          <w:color w:val="000000"/>
-          <w:sz w:val="32"/>
-          <w:szCs w:val="32"/>
-        </w:rPr>
-        <w:t>SECURITATEA SPATIULUI CIBERNETIC</w:t>
+        <w:t>MASTER: SECURITATEA SPATIULUI CIBERNETIC</w:t>
       </w:r>
     </w:p>
     <w:p>
@@ -5360,6 +5344,20 @@
           <w:lang w:val="en-US"/>
         </w:rPr>
         <w:lastRenderedPageBreak/>
+        <w:t>Actori</w:t>
+      </w:r>
+      <w:proofErr w:type="spellEnd"/>
+      <w:r>
+        <w:rPr>
+          <w:lang w:val="en-US"/>
+        </w:rPr>
+        <w:t xml:space="preserve">, </w:t>
+      </w:r>
+      <w:proofErr w:type="spellStart"/>
+      <w:r>
+        <w:rPr>
+          <w:lang w:val="en-US"/>
+        </w:rPr>
         <w:t>Cerinte</w:t>
       </w:r>
       <w:proofErr w:type="spellEnd"/>
@@ -5424,19 +5422,76 @@
           <w:szCs w:val="26"/>
         </w:rPr>
       </w:pPr>
-      <w:bookmarkStart w:id="6" w:name="bbbodzz9dq0b" w:colFirst="0" w:colLast="0"/>
-      <w:bookmarkStart w:id="7" w:name="u8k6mgsun9d2" w:colFirst="0" w:colLast="0"/>
-      <w:bookmarkStart w:id="8" w:name="_Toc229652494"/>
-      <w:bookmarkEnd w:id="6"/>
+      <w:bookmarkStart w:id="6" w:name="_Toc229652494"/>
+      <w:bookmarkStart w:id="7" w:name="bbbodzz9dq0b" w:colFirst="0" w:colLast="0"/>
+      <w:bookmarkStart w:id="8" w:name="u8k6mgsun9d2" w:colFirst="0" w:colLast="0"/>
       <w:bookmarkEnd w:id="7"/>
+      <w:bookmarkEnd w:id="8"/>
       <w:r>
         <w:rPr>
           <w:sz w:val="26"/>
           <w:szCs w:val="26"/>
         </w:rPr>
+        <w:t>A</w:t>
+      </w:r>
+      <w:r>
+        <w:rPr>
+          <w:sz w:val="26"/>
+          <w:szCs w:val="26"/>
+        </w:rPr>
+        <w:t>ctorii sistemului</w:t>
+      </w:r>
+    </w:p>
+    <w:p>
+      <w:pPr>
+        <w:pStyle w:val="Heading2"/>
+        <w:numPr>
+          <w:ilvl w:val="2"/>
+          <w:numId w:val="5"/>
+        </w:numPr>
+        <w:rPr>
+          <w:sz w:val="26"/>
+          <w:szCs w:val="26"/>
+        </w:rPr>
+      </w:pPr>
+      <w:r>
+        <w:rPr>
+          <w:sz w:val="26"/>
+          <w:szCs w:val="26"/>
+        </w:rPr>
+        <w:t xml:space="preserve">ctorii </w:t>
+      </w:r>
+      <w:r>
+        <w:rPr>
+          <w:sz w:val="26"/>
+          <w:szCs w:val="26"/>
+        </w:rPr>
+        <w:t>Sistemului</w:t>
+      </w:r>
+    </w:p>
+    <w:p/>
+    <w:p/>
+    <w:p>
+      <w:pPr>
+        <w:pStyle w:val="Heading2"/>
+        <w:numPr>
+          <w:ilvl w:val="1"/>
+          <w:numId w:val="5"/>
+        </w:numPr>
+        <w:rPr>
+          <w:sz w:val="26"/>
+          <w:szCs w:val="26"/>
+        </w:rPr>
+      </w:pPr>
+      <w:r>
+        <w:rPr>
+          <w:sz w:val="26"/>
+          <w:szCs w:val="26"/>
+        </w:rPr>
         <w:t>Cerinte functionale</w:t>
       </w:r>
     </w:p>
+    <w:p/>
     <w:p>
       <w:pPr>
         <w:pStyle w:val="Heading3"/>
@@ -5506,7 +5561,43 @@
         <w:rPr>
           <w:color w:val="000000"/>
         </w:rPr>
-        <w:t>Asdf</w:t>
+        <w:t>1.</w:t>
+      </w:r>
+      <w:r>
+        <w:rPr>
+          <w:color w:val="000000"/>
+        </w:rPr>
+        <w:tab/>
+        <w:t xml:space="preserve">Generarea Identității:   Sistemul trebuie să permită clientului să își genereze cheia public/secretul criptografice  local. </w:t>
+      </w:r>
+    </w:p>
+    <w:p>
+      <w:pPr>
+        <w:pBdr>
+          <w:top w:val="nil"/>
+          <w:left w:val="nil"/>
+          <w:bottom w:val="nil"/>
+          <w:right w:val="nil"/>
+          <w:between w:val="nil"/>
+        </w:pBdr>
+        <w:ind w:firstLine="720"/>
+        <w:jc w:val="both"/>
+        <w:rPr>
+          <w:color w:val="000000"/>
+        </w:rPr>
+      </w:pPr>
+      <w:r>
+        <w:rPr>
+          <w:color w:val="000000"/>
+        </w:rPr>
+        <w:t>2.</w:t>
+      </w:r>
+      <w:r>
+        <w:rPr>
+          <w:color w:val="000000"/>
+        </w:rPr>
+        <w:tab/>
+        <w:t xml:space="preserve">Înregistrarea Cheii Publice:   Clientul trebuie să poată transmite doar Cheia Publică și un identificator (ex: `client_id` sau `username`) către server. Serverul stochează asocierea `client_id` &lt;-&gt; `public_key`.  Cheia privata/parola nu paraseste niciodata clientul  </w:t>
       </w:r>
     </w:p>
     <w:p>
@@ -5718,7 +5809,7 @@
         </w:rPr>
       </w:pPr>
       <w:bookmarkStart w:id="9" w:name="_Toc229652495"/>
-      <w:bookmarkEnd w:id="8"/>
+      <w:bookmarkEnd w:id="6"/>
       <w:r>
         <w:rPr>
           <w:b w:val="0"/>
@@ -5829,7 +5920,14 @@
         <w:rPr>
           <w:color w:val="000000"/>
         </w:rPr>
-        <w:t xml:space="preserve">Blockchain-ul [13] este cunoscut ca o rețea descentralizată de noduri ce mențin un registru distribuit care înregistrează toate tranzacțiile și schimbările de stare [14]. Fiecare nod al rețelei are o copie sau o parte a acestui registru iar starea blockchain-ului este reprezentată de valorile curente ale tuturor conturilor și variabilelor stocate în rețea. </w:t>
+        <w:t xml:space="preserve">Blockchain-ul [13] este cunoscut ca o rețea descentralizată de noduri ce mențin un registru distribuit care înregistrează toate tranzacțiile și schimbările de stare [14]. Fiecare nod al rețelei are o copie sau o parte a acestui registru iar starea blockchain-ului este reprezentată de valorile curente </w:t>
+      </w:r>
+      <w:r>
+        <w:rPr>
+          <w:color w:val="000000"/>
+        </w:rPr>
+        <w:lastRenderedPageBreak/>
+        <w:t xml:space="preserve">ale tuturor conturilor și variabilelor stocate în rețea. </w:t>
       </w:r>
     </w:p>
     <w:p>
@@ -5918,7 +6016,6 @@
           <w:sz w:val="26"/>
           <w:szCs w:val="26"/>
         </w:rPr>
-        <w:lastRenderedPageBreak/>
         <w:t>Smart contracts</w:t>
       </w:r>
       <w:bookmarkEnd w:id="10"/>
@@ -6182,6 +6279,7 @@
           <w:iCs/>
           <w:color w:val="000000"/>
         </w:rPr>
+        <w:lastRenderedPageBreak/>
         <w:t>lansare (deploy – engl.)</w:t>
       </w:r>
       <w:r>
@@ -6394,7 +6492,6 @@
         <w:rPr>
           <w:color w:val="000000"/>
         </w:rPr>
-        <w:lastRenderedPageBreak/>
         <w:t>Cantitatea de ETH consumată de o tranzacție în cadrul unui EVM este determinată de un mecanism de piață bazat pe cerere și ofertă, adică, utilizatorul oferă un preț pentru ca tranzacțiile lui să fie incluse rapid în blocuri iar nodurile dedicate minării prioritizează tranzacțiile care oferă cele mai mari recompense. Pentru a preveni situațiile în care doar cererile cu cele mai mari prețuri sunt executate, s-a introdus o taxă de bază ajustată automat în funcție de aglomerația rețelei și un „</w:t>
       </w:r>
       <w:r>
@@ -6817,7 +6914,14 @@
         <w:rPr>
           <w:color w:val="000000"/>
         </w:rPr>
-        <w:t>Un aspect important al rețelelor neuronale este capacitatea lor de a generaliza informațiile învățate pentru a face predicții asupra unor date noi, nevăzute anterior. Aceasta se realizează prin antrenarea rețelei pe un set diversificat de date, asigurându-se că nu doar memorează exemplele, ci învață și tiparele esențiale ale acestora</w:t>
+        <w:t xml:space="preserve">Un aspect important al rețelelor neuronale este capacitatea lor de a generaliza informațiile </w:t>
+      </w:r>
+      <w:r>
+        <w:rPr>
+          <w:color w:val="000000"/>
+        </w:rPr>
+        <w:lastRenderedPageBreak/>
+        <w:t>învățate pentru a face predicții asupra unor date noi, nevăzute anterior. Aceasta se realizează prin antrenarea rețelei pe un set diversificat de date, asigurându-se că nu doar memorează exemplele, ci învață și tiparele esențiale ale acestora</w:t>
       </w:r>
     </w:p>
     <w:p>
@@ -6899,14 +7003,7 @@
         <w:rPr>
           <w:color w:val="000000"/>
         </w:rPr>
-        <w:t xml:space="preserve">Acest subcapitol explorează tehnologiile utilizate pe parcursul dezvoltării aplicației, analizând modul în care acestea contribuie la funcționarea generală și specifică a aplicației. Se </w:t>
-      </w:r>
-      <w:r>
-        <w:rPr>
-          <w:color w:val="000000"/>
-        </w:rPr>
-        <w:lastRenderedPageBreak/>
-        <w:t>discută despre limbajele de programare, framework-urile, bibliotecile și instrumentele utilizate, evidențiind rolul fiecărei tehnologii în contextul dezvoltării acestei aplicații.</w:t>
+        <w:t>Acest subcapitol explorează tehnologiile utilizate pe parcursul dezvoltării aplicației, analizând modul în care acestea contribuie la funcționarea generală și specifică a aplicației. Se discută despre limbajele de programare, framework-urile, bibliotecile și instrumentele utilizate, evidențiind rolul fiecărei tehnologii în contextul dezvoltării acestei aplicații.</w:t>
       </w:r>
     </w:p>
     <w:p>
@@ -7156,6 +7253,7 @@
         <w:rPr>
           <w:color w:val="000000"/>
         </w:rPr>
+        <w:lastRenderedPageBreak/>
         <w:t>În aplicația curentă s-a folosit versiunea 16.2.10.</w:t>
       </w:r>
     </w:p>
@@ -7302,14 +7400,7 @@
         <w:rPr>
           <w:color w:val="000000"/>
         </w:rPr>
-        <w:t xml:space="preserve"> – engl.) URL (Uniform Resource Locator) și de gestionarea cererilor HTTP, folosit pentru a separa logica de business de restul aplicației și pentru a colabora </w:t>
-      </w:r>
-      <w:r>
-        <w:rPr>
-          <w:color w:val="000000"/>
-        </w:rPr>
-        <w:lastRenderedPageBreak/>
-        <w:t>cu alte biblioteci (json, numpy, os, werkzeug, flask-cors), permițând astfel dezvoltarea de funcționalități diverse.</w:t>
+        <w:t xml:space="preserve"> – engl.) URL (Uniform Resource Locator) și de gestionarea cererilor HTTP, folosit pentru a separa logica de business de restul aplicației și pentru a colabora cu alte biblioteci (json, numpy, os, werkzeug, flask-cors), permițând astfel dezvoltarea de funcționalități diverse.</w:t>
       </w:r>
     </w:p>
     <w:p>
@@ -7546,6 +7637,7 @@
           <w:sz w:val="26"/>
           <w:szCs w:val="26"/>
         </w:rPr>
+        <w:lastRenderedPageBreak/>
         <w:t>Ganache</w:t>
       </w:r>
       <w:bookmarkEnd w:id="16"/>
@@ -7643,14 +7735,7 @@
         <w:rPr>
           <w:color w:val="000000"/>
         </w:rPr>
-        <w:t xml:space="preserve">.). Alte metode, cum </w:t>
-      </w:r>
-      <w:r>
-        <w:rPr>
-          <w:color w:val="000000"/>
-        </w:rPr>
-        <w:lastRenderedPageBreak/>
-        <w:t>ar fi adoptarea mecanismelor de consens, de guvernare sau validare pe noduri nu pot fi utilizate din cauza acestei limitări. În lucrarea curentă, se utilizează un sistem extern de gestionare a participanților, iar odată ce aceștia au obținut permisiunea, pot aduce orice modificare contractului. Conform analizei lui Paul P. și a colegilor săi [39], acest lucru face ca blockchain-ul utilizat în această aplicație să fie de tip hibrid.</w:t>
+        <w:t>.). Alte metode, cum ar fi adoptarea mecanismelor de consens, de guvernare sau validare pe noduri nu pot fi utilizate din cauza acestei limitări. În lucrarea curentă, se utilizează un sistem extern de gestionare a participanților, iar odată ce aceștia au obținut permisiunea, pot aduce orice modificare contractului. Conform analizei lui Paul P. și a colegilor săi [39], acest lucru face ca blockchain-ul utilizat în această aplicație să fie de tip hibrid.</w:t>
       </w:r>
     </w:p>
     <w:p>
@@ -7830,7 +7915,14 @@
         <w:rPr>
           <w:color w:val="000000"/>
         </w:rPr>
-        <w:t xml:space="preserve"> – engl.) [40]: prezentare, aplicație și date. După cum se poate observa în II.2.4. Anexa 1. , fiecare nivel îndeplinește scopuri distincte, iar comunicarea între acestea se realizează, în general, prin intermediul unor protocoale și canale diferite. Nivelul de prezentare se ocupă de interacțiunea cu utilizatorul, oferindu-i o interfață grafică prin care poate beneficia de funcțiile oferite de platformă. Nivelul de aplicație deține logica de business, care diferă în funcție de cererile platformei. În final, nivelul de date asigură persistența informației, gestionând stocarea, accesul și manipularea datelor. Această separare pe niveluri aduce o îmbunătățire a flexibilității, scalabilității și întreținerii proiectului.</w:t>
+        <w:t xml:space="preserve"> – engl.) [40]: prezentare, aplicație și date. După cum se poate observa în II.2.4. Anexa 1. , fiecare nivel îndeplinește scopuri distincte, iar comunicarea între acestea se realizează, în general, prin intermediul unor protocoale și canale diferite. Nivelul de prezentare se ocupă de interacțiunea cu utilizatorul, oferindu-i o interfață grafică prin care poate beneficia de funcțiile oferite de platformă. Nivelul de aplicație deține logica de business, care diferă în funcție de cererile </w:t>
+      </w:r>
+      <w:r>
+        <w:rPr>
+          <w:color w:val="000000"/>
+        </w:rPr>
+        <w:lastRenderedPageBreak/>
+        <w:t>platformei. În final, nivelul de date asigură persistența informației, gestionând stocarea, accesul și manipularea datelor. Această separare pe niveluri aduce o îmbunătățire a flexibilității, scalabilității și întreținerii proiectului.</w:t>
       </w:r>
     </w:p>
     <w:p>
@@ -7920,7 +8012,6 @@
           <w:b w:val="0"/>
           <w:bCs w:val="0"/>
         </w:rPr>
-        <w:lastRenderedPageBreak/>
         <w:t>Flow</w:t>
       </w:r>
     </w:p>
@@ -8076,7 +8167,14 @@
         <w:rPr>
           <w:color w:val="000000"/>
         </w:rPr>
-        <w:t xml:space="preserve">Utilizatorul autentificat, pe lângă funcționalitățile disponibile celui neautentificat, beneficiază de accesul la un mecanism de autentificare, facilitând accesul la vehiculele deja înregistrate pe blockchain. Odată ce un vehicul este identificat, utilizatorul autentificat poate contribui la istoricul vehiculului prin adăugarea de modificări sau evenimente relevante. </w:t>
+        <w:t xml:space="preserve">Utilizatorul autentificat, pe lângă funcționalitățile disponibile celui neautentificat, beneficiază de accesul la un mecanism de autentificare, facilitând accesul la vehiculele deja înregistrate pe blockchain. Odată ce un vehicul este identificat, utilizatorul autentificat poate </w:t>
+      </w:r>
+      <w:r>
+        <w:rPr>
+          <w:color w:val="000000"/>
+        </w:rPr>
+        <w:lastRenderedPageBreak/>
+        <w:t xml:space="preserve">contribui la istoricul vehiculului prin adăugarea de modificări sau evenimente relevante. </w:t>
       </w:r>
       <w:r>
         <w:rPr>
@@ -8213,14 +8311,7 @@
         <w:rPr>
           <w:color w:val="000000"/>
         </w:rPr>
-        <w:t xml:space="preserve">Cel de-al treilea tip de utilizator are ca scop gestionarea utilizatorilor autentificați. Acțiunile cu cel mai mare nivel de importanța sunt cele de actualizare a stării unui utilizator și de </w:t>
-      </w:r>
-      <w:r>
-        <w:rPr>
-          <w:color w:val="000000"/>
-        </w:rPr>
-        <w:lastRenderedPageBreak/>
-        <w:t>creare a unui cont. Acesta dispune, pe lângă posibilitățile enumerate și de aceleași funcționalități precum un utilizator neautentificat și de mecanismul de conectare în cazul celui autentificat.</w:t>
+        <w:t>Cel de-al treilea tip de utilizator are ca scop gestionarea utilizatorilor autentificați. Acțiunile cu cel mai mare nivel de importanța sunt cele de actualizare a stării unui utilizator și de creare a unui cont. Acesta dispune, pe lângă posibilitățile enumerate și de aceleași funcționalități precum un utilizator neautentificat și de mecanismul de conectare în cazul celui autentificat.</w:t>
       </w:r>
     </w:p>
     <w:p>
@@ -8627,14 +8718,7 @@
         <w:rPr>
           <w:color w:val="000000"/>
         </w:rPr>
-        <w:t xml:space="preserve">Totodată s-a încercat asigurarea unui răspuns corespunzător în diferite situații, precum </w:t>
-      </w:r>
-      <w:r>
-        <w:rPr>
-          <w:color w:val="000000"/>
-        </w:rPr>
-        <w:lastRenderedPageBreak/>
-        <w:t>erori de interogare, folosind o logică bazată pe excepții.</w:t>
+        <w:t>Totodată s-a încercat asigurarea unui răspuns corespunzător în diferite situații, precum erori de interogare, folosind o logică bazată pe excepții.</w:t>
       </w:r>
     </w:p>
     <w:p>
@@ -8923,7 +9007,14 @@
         <w:rPr>
           <w:color w:val="000000"/>
         </w:rPr>
-        <w:t>De asemenea, la nivelul acestui modul au fost implementate funcțiile de lansare          (deploy – engl.) și compilare folosind biblioteca Solcx.</w:t>
+        <w:t xml:space="preserve">De asemenea, la nivelul acestui modul au fost implementate funcțiile de lansare          </w:t>
+      </w:r>
+      <w:r>
+        <w:rPr>
+          <w:color w:val="000000"/>
+        </w:rPr>
+        <w:lastRenderedPageBreak/>
+        <w:t>(deploy – engl.) și compilare folosind biblioteca Solcx.</w:t>
       </w:r>
     </w:p>
     <w:p>
@@ -9145,7 +9236,6 @@
         <w:rPr>
           <w:color w:val="000000"/>
         </w:rPr>
-        <w:lastRenderedPageBreak/>
         <w:t>La nivelul modului de autentificare, se utilizează SqlAlchemy care oferă o interfață de nivel înalt pentru interacțiunea directă cu baza de date.</w:t>
       </w:r>
     </w:p>
@@ -30656,6 +30746,46 @@
     </w:p>
     <w:p>
       <w:pPr>
+        <w:widowControl/>
+        <w:pBdr>
+          <w:top w:val="nil"/>
+          <w:left w:val="nil"/>
+          <w:bottom w:val="nil"/>
+          <w:right w:val="nil"/>
+          <w:between w:val="nil"/>
+        </w:pBdr>
+        <w:tabs>
+          <w:tab w:val="left" w:pos="450"/>
+        </w:tabs>
+        <w:spacing w:after="50"/>
+        <w:jc w:val="both"/>
+        <w:rPr>
+          <w:color w:val="000000"/>
+        </w:rPr>
+      </w:pPr>
+    </w:p>
+    <w:p>
+      <w:pPr>
+        <w:widowControl/>
+        <w:pBdr>
+          <w:top w:val="nil"/>
+          <w:left w:val="nil"/>
+          <w:bottom w:val="nil"/>
+          <w:right w:val="nil"/>
+          <w:between w:val="nil"/>
+        </w:pBdr>
+        <w:tabs>
+          <w:tab w:val="left" w:pos="450"/>
+        </w:tabs>
+        <w:spacing w:after="50"/>
+        <w:jc w:val="both"/>
+        <w:rPr>
+          <w:color w:val="000000"/>
+        </w:rPr>
+      </w:pPr>
+    </w:p>
+    <w:p>
+      <w:pPr>
         <w:keepLines/>
         <w:pBdr>
           <w:top w:val="nil"/>
@@ -30677,6 +30807,2507 @@
           <w:szCs w:val="22"/>
         </w:rPr>
       </w:pPr>
+      <w:r>
+        <w:rPr>
+          <w:color w:val="000000"/>
+          <w:sz w:val="22"/>
+          <w:szCs w:val="22"/>
+        </w:rPr>
+        <w:t xml:space="preserve">oauth </w:t>
+      </w:r>
+    </w:p>
+    <w:p>
+      <w:pPr>
+        <w:keepLines/>
+        <w:pBdr>
+          <w:top w:val="nil"/>
+          <w:left w:val="nil"/>
+          <w:bottom w:val="nil"/>
+          <w:right w:val="nil"/>
+          <w:between w:val="nil"/>
+        </w:pBdr>
+        <w:tabs>
+          <w:tab w:val="right" w:pos="9922"/>
+          <w:tab w:val="left" w:pos="1134"/>
+        </w:tabs>
+        <w:spacing w:after="57"/>
+        <w:ind w:left="567" w:hanging="567"/>
+        <w:jc w:val="both"/>
+        <w:rPr>
+          <w:color w:val="000000"/>
+          <w:sz w:val="22"/>
+          <w:szCs w:val="22"/>
+        </w:rPr>
+      </w:pPr>
+      <w:hyperlink r:id="rId76" w:history="1">
+        <w:r>
+          <w:rPr>
+            <w:rStyle w:val="Hyperlink"/>
+            <w:sz w:val="22"/>
+            <w:szCs w:val="22"/>
+          </w:rPr>
+          <w:t>https://oauth.net/2/</w:t>
+        </w:r>
+      </w:hyperlink>
+      <w:r>
+        <w:rPr>
+          <w:color w:val="000000"/>
+          <w:sz w:val="22"/>
+          <w:szCs w:val="22"/>
+        </w:rPr>
+        <w:t xml:space="preserve"> </w:t>
+      </w:r>
+    </w:p>
+    <w:p>
+      <w:pPr>
+        <w:keepLines/>
+        <w:pBdr>
+          <w:top w:val="nil"/>
+          <w:left w:val="nil"/>
+          <w:bottom w:val="nil"/>
+          <w:right w:val="nil"/>
+          <w:between w:val="nil"/>
+        </w:pBdr>
+        <w:tabs>
+          <w:tab w:val="right" w:pos="9922"/>
+          <w:tab w:val="left" w:pos="1134"/>
+        </w:tabs>
+        <w:spacing w:after="57"/>
+        <w:ind w:left="567" w:hanging="567"/>
+        <w:jc w:val="both"/>
+        <w:rPr>
+          <w:color w:val="000000"/>
+          <w:sz w:val="22"/>
+          <w:szCs w:val="22"/>
+        </w:rPr>
+      </w:pPr>
+      <w:hyperlink r:id="rId77" w:history="1">
+        <w:r>
+          <w:rPr>
+            <w:rStyle w:val="Hyperlink"/>
+            <w:sz w:val="22"/>
+            <w:szCs w:val="22"/>
+          </w:rPr>
+          <w:t>https://datatracker.ietf.org/doc/html/rfc6749</w:t>
+        </w:r>
+      </w:hyperlink>
+      <w:r>
+        <w:rPr>
+          <w:color w:val="000000"/>
+          <w:sz w:val="22"/>
+          <w:szCs w:val="22"/>
+        </w:rPr>
+        <w:t xml:space="preserve"> </w:t>
+      </w:r>
+      <w:r>
+        <w:rPr>
+          <w:color w:val="000000"/>
+          <w:sz w:val="22"/>
+          <w:szCs w:val="22"/>
+        </w:rPr>
+        <w:t xml:space="preserve"> oauth rfc</w:t>
+      </w:r>
+    </w:p>
+    <w:p>
+      <w:pPr>
+        <w:keepLines/>
+        <w:pBdr>
+          <w:top w:val="nil"/>
+          <w:left w:val="nil"/>
+          <w:bottom w:val="nil"/>
+          <w:right w:val="nil"/>
+          <w:between w:val="nil"/>
+        </w:pBdr>
+        <w:tabs>
+          <w:tab w:val="right" w:pos="9922"/>
+          <w:tab w:val="left" w:pos="1134"/>
+        </w:tabs>
+        <w:spacing w:after="57"/>
+        <w:ind w:left="567" w:hanging="567"/>
+        <w:jc w:val="both"/>
+        <w:rPr>
+          <w:color w:val="000000"/>
+          <w:sz w:val="22"/>
+          <w:szCs w:val="22"/>
+        </w:rPr>
+      </w:pPr>
+      <w:hyperlink r:id="rId78" w:history="1">
+        <w:r>
+          <w:rPr>
+            <w:rStyle w:val="Hyperlink"/>
+            <w:sz w:val="22"/>
+            <w:szCs w:val="22"/>
+          </w:rPr>
+          <w:t>https://ieeexplore.ieee.org/abstract/document/6625487</w:t>
+        </w:r>
+      </w:hyperlink>
+      <w:r>
+        <w:rPr>
+          <w:color w:val="000000"/>
+          <w:sz w:val="22"/>
+          <w:szCs w:val="22"/>
+        </w:rPr>
+        <w:t xml:space="preserve"> </w:t>
+      </w:r>
+      <w:r>
+        <w:rPr>
+          <w:color w:val="000000"/>
+          <w:sz w:val="22"/>
+          <w:szCs w:val="22"/>
+        </w:rPr>
+        <w:t xml:space="preserve"> shows how token leakage, traffic sniffing, and replay attacks can compromise OAuth systems</w:t>
+      </w:r>
+    </w:p>
+    <w:p>
+      <w:pPr>
+        <w:keepLines/>
+        <w:pBdr>
+          <w:top w:val="nil"/>
+          <w:left w:val="nil"/>
+          <w:bottom w:val="nil"/>
+          <w:right w:val="nil"/>
+          <w:between w:val="nil"/>
+        </w:pBdr>
+        <w:tabs>
+          <w:tab w:val="right" w:pos="9922"/>
+          <w:tab w:val="left" w:pos="1134"/>
+        </w:tabs>
+        <w:spacing w:after="57"/>
+        <w:ind w:left="567" w:hanging="567"/>
+        <w:jc w:val="both"/>
+        <w:rPr>
+          <w:color w:val="000000"/>
+          <w:sz w:val="22"/>
+          <w:szCs w:val="22"/>
+        </w:rPr>
+      </w:pPr>
+      <w:hyperlink r:id="rId79" w:history="1">
+        <w:r>
+          <w:rPr>
+            <w:rStyle w:val="Hyperlink"/>
+            <w:sz w:val="22"/>
+            <w:szCs w:val="22"/>
+          </w:rPr>
+          <w:t>https://ieeexplore.ieee.org/abstract/document/6123701</w:t>
+        </w:r>
+      </w:hyperlink>
+      <w:r>
+        <w:rPr>
+          <w:color w:val="000000"/>
+          <w:sz w:val="22"/>
+          <w:szCs w:val="22"/>
+        </w:rPr>
+        <w:t xml:space="preserve"> </w:t>
+      </w:r>
+      <w:r>
+        <w:rPr>
+          <w:color w:val="000000"/>
+          <w:sz w:val="22"/>
+          <w:szCs w:val="22"/>
+        </w:rPr>
+        <w:t xml:space="preserve">  - more on what oauth is used for</w:t>
+      </w:r>
+    </w:p>
+    <w:p>
+      <w:pPr>
+        <w:keepLines/>
+        <w:pBdr>
+          <w:top w:val="nil"/>
+          <w:left w:val="nil"/>
+          <w:bottom w:val="nil"/>
+          <w:right w:val="nil"/>
+          <w:between w:val="nil"/>
+        </w:pBdr>
+        <w:tabs>
+          <w:tab w:val="right" w:pos="9922"/>
+          <w:tab w:val="left" w:pos="1134"/>
+        </w:tabs>
+        <w:spacing w:after="57"/>
+        <w:ind w:left="567" w:hanging="567"/>
+        <w:jc w:val="both"/>
+        <w:rPr>
+          <w:color w:val="000000"/>
+          <w:sz w:val="22"/>
+          <w:szCs w:val="22"/>
+        </w:rPr>
+      </w:pPr>
+      <w:hyperlink r:id="rId80" w:history="1">
+        <w:r>
+          <w:rPr>
+            <w:rStyle w:val="Hyperlink"/>
+            <w:sz w:val="22"/>
+            <w:szCs w:val="22"/>
+          </w:rPr>
+          <w:t>https://oauth.net/</w:t>
+        </w:r>
+      </w:hyperlink>
+      <w:r>
+        <w:rPr>
+          <w:color w:val="000000"/>
+          <w:sz w:val="22"/>
+          <w:szCs w:val="22"/>
+        </w:rPr>
+        <w:t xml:space="preserve"> </w:t>
+      </w:r>
+      <w:r>
+        <w:rPr>
+          <w:color w:val="000000"/>
+          <w:sz w:val="22"/>
+          <w:szCs w:val="22"/>
+        </w:rPr>
+        <w:t xml:space="preserve"> - official site</w:t>
+      </w:r>
+    </w:p>
+    <w:p>
+      <w:pPr>
+        <w:keepLines/>
+        <w:pBdr>
+          <w:top w:val="nil"/>
+          <w:left w:val="nil"/>
+          <w:bottom w:val="nil"/>
+          <w:right w:val="nil"/>
+          <w:between w:val="nil"/>
+        </w:pBdr>
+        <w:tabs>
+          <w:tab w:val="right" w:pos="9922"/>
+          <w:tab w:val="left" w:pos="1134"/>
+        </w:tabs>
+        <w:spacing w:after="57"/>
+        <w:ind w:left="567" w:hanging="567"/>
+        <w:jc w:val="both"/>
+        <w:rPr>
+          <w:color w:val="000000"/>
+          <w:sz w:val="22"/>
+          <w:szCs w:val="22"/>
+        </w:rPr>
+      </w:pPr>
+      <w:hyperlink r:id="rId81" w:history="1">
+        <w:r>
+          <w:rPr>
+            <w:rStyle w:val="Hyperlink"/>
+            <w:sz w:val="22"/>
+            <w:szCs w:val="22"/>
+          </w:rPr>
+          <w:t>https://datatracker.ietf.org/doc/html/draft-ietf-oauth-v2-1</w:t>
+        </w:r>
+      </w:hyperlink>
+      <w:r>
+        <w:rPr>
+          <w:color w:val="000000"/>
+          <w:sz w:val="22"/>
+          <w:szCs w:val="22"/>
+        </w:rPr>
+        <w:t xml:space="preserve"> </w:t>
+      </w:r>
+      <w:r>
+        <w:rPr>
+          <w:color w:val="000000"/>
+          <w:sz w:val="22"/>
+          <w:szCs w:val="22"/>
+        </w:rPr>
+        <w:t>- last draft for v2.1</w:t>
+      </w:r>
+    </w:p>
+    <w:p>
+      <w:pPr>
+        <w:keepLines/>
+        <w:pBdr>
+          <w:top w:val="nil"/>
+          <w:left w:val="nil"/>
+          <w:bottom w:val="nil"/>
+          <w:right w:val="nil"/>
+          <w:between w:val="nil"/>
+        </w:pBdr>
+        <w:tabs>
+          <w:tab w:val="right" w:pos="9922"/>
+          <w:tab w:val="left" w:pos="1134"/>
+        </w:tabs>
+        <w:spacing w:after="57"/>
+        <w:ind w:left="567" w:hanging="567"/>
+        <w:jc w:val="both"/>
+        <w:rPr>
+          <w:color w:val="000000"/>
+          <w:sz w:val="22"/>
+          <w:szCs w:val="22"/>
+        </w:rPr>
+      </w:pPr>
+    </w:p>
+    <w:p>
+      <w:pPr>
+        <w:keepLines/>
+        <w:pBdr>
+          <w:top w:val="nil"/>
+          <w:left w:val="nil"/>
+          <w:bottom w:val="nil"/>
+          <w:right w:val="nil"/>
+          <w:between w:val="nil"/>
+        </w:pBdr>
+        <w:tabs>
+          <w:tab w:val="right" w:pos="9922"/>
+          <w:tab w:val="left" w:pos="1134"/>
+        </w:tabs>
+        <w:spacing w:after="57"/>
+        <w:ind w:left="567" w:hanging="567"/>
+        <w:jc w:val="both"/>
+        <w:rPr>
+          <w:color w:val="000000"/>
+          <w:sz w:val="22"/>
+          <w:szCs w:val="22"/>
+        </w:rPr>
+      </w:pPr>
+      <w:r>
+        <w:rPr>
+          <w:color w:val="000000"/>
+          <w:sz w:val="22"/>
+          <w:szCs w:val="22"/>
+        </w:rPr>
+        <w:t>Schnorr</w:t>
+      </w:r>
+    </w:p>
+    <w:p>
+      <w:pPr>
+        <w:keepLines/>
+        <w:pBdr>
+          <w:top w:val="nil"/>
+          <w:left w:val="nil"/>
+          <w:bottom w:val="nil"/>
+          <w:right w:val="nil"/>
+          <w:between w:val="nil"/>
+        </w:pBdr>
+        <w:tabs>
+          <w:tab w:val="right" w:pos="9922"/>
+          <w:tab w:val="left" w:pos="1134"/>
+        </w:tabs>
+        <w:spacing w:after="57"/>
+        <w:ind w:left="567" w:hanging="567"/>
+        <w:jc w:val="both"/>
+        <w:rPr>
+          <w:color w:val="000000"/>
+          <w:sz w:val="22"/>
+          <w:szCs w:val="22"/>
+        </w:rPr>
+      </w:pPr>
+      <w:hyperlink r:id="rId82" w:history="1">
+        <w:r>
+          <w:rPr>
+            <w:rStyle w:val="Hyperlink"/>
+            <w:sz w:val="22"/>
+            <w:szCs w:val="22"/>
+          </w:rPr>
+          <w:t>https://link.springer.com/article/10.1007/bf00196725</w:t>
+        </w:r>
+      </w:hyperlink>
+      <w:r>
+        <w:rPr>
+          <w:color w:val="000000"/>
+          <w:sz w:val="22"/>
+          <w:szCs w:val="22"/>
+        </w:rPr>
+        <w:t xml:space="preserve"> </w:t>
+      </w:r>
+      <w:r>
+        <w:rPr>
+          <w:color w:val="000000"/>
+          <w:sz w:val="22"/>
+          <w:szCs w:val="22"/>
+        </w:rPr>
+        <w:t xml:space="preserve"> - first publication about schnorr signature algorithm</w:t>
+      </w:r>
+    </w:p>
+    <w:p>
+      <w:pPr>
+        <w:keepLines/>
+        <w:pBdr>
+          <w:top w:val="nil"/>
+          <w:left w:val="nil"/>
+          <w:bottom w:val="nil"/>
+          <w:right w:val="nil"/>
+          <w:between w:val="nil"/>
+        </w:pBdr>
+        <w:tabs>
+          <w:tab w:val="right" w:pos="9922"/>
+          <w:tab w:val="left" w:pos="1134"/>
+        </w:tabs>
+        <w:spacing w:after="57"/>
+        <w:ind w:left="567" w:hanging="567"/>
+        <w:jc w:val="both"/>
+        <w:rPr>
+          <w:color w:val="000000"/>
+          <w:sz w:val="22"/>
+          <w:szCs w:val="22"/>
+        </w:rPr>
+      </w:pPr>
+      <w:hyperlink r:id="rId83" w:history="1">
+        <w:r>
+          <w:rPr>
+            <w:rStyle w:val="Hyperlink"/>
+            <w:sz w:val="22"/>
+            <w:szCs w:val="22"/>
+          </w:rPr>
+          <w:t>https://github.com/zk-Call/zkp-hmac-communication-js?tab=readme-ov-file</w:t>
+        </w:r>
+      </w:hyperlink>
+      <w:r>
+        <w:rPr>
+          <w:color w:val="000000"/>
+          <w:sz w:val="22"/>
+          <w:szCs w:val="22"/>
+        </w:rPr>
+        <w:t xml:space="preserve"> </w:t>
+      </w:r>
+      <w:r>
+        <w:rPr>
+          <w:color w:val="000000"/>
+          <w:sz w:val="22"/>
+          <w:szCs w:val="22"/>
+        </w:rPr>
+        <w:t xml:space="preserve"> - JavaScript implementation of a Schnorr-style zero-knowledge proof protocol combined with HMAC communication that lets a prover demonstrate knowledge of a secret (without revealing it) and authenticate messages securely between a client and server.</w:t>
+      </w:r>
+    </w:p>
+    <w:p>
+      <w:pPr>
+        <w:keepLines/>
+        <w:pBdr>
+          <w:top w:val="nil"/>
+          <w:left w:val="nil"/>
+          <w:bottom w:val="nil"/>
+          <w:right w:val="nil"/>
+          <w:between w:val="nil"/>
+        </w:pBdr>
+        <w:tabs>
+          <w:tab w:val="right" w:pos="9922"/>
+          <w:tab w:val="left" w:pos="1134"/>
+        </w:tabs>
+        <w:spacing w:after="57"/>
+        <w:ind w:left="567" w:hanging="567"/>
+        <w:jc w:val="both"/>
+        <w:rPr>
+          <w:color w:val="000000"/>
+          <w:sz w:val="22"/>
+          <w:szCs w:val="22"/>
+        </w:rPr>
+      </w:pPr>
+    </w:p>
+    <w:p>
+      <w:pPr>
+        <w:keepLines/>
+        <w:pBdr>
+          <w:top w:val="nil"/>
+          <w:left w:val="nil"/>
+          <w:bottom w:val="nil"/>
+          <w:right w:val="nil"/>
+          <w:between w:val="nil"/>
+        </w:pBdr>
+        <w:tabs>
+          <w:tab w:val="right" w:pos="9922"/>
+          <w:tab w:val="left" w:pos="1134"/>
+        </w:tabs>
+        <w:spacing w:after="57"/>
+        <w:ind w:left="567" w:hanging="567"/>
+        <w:jc w:val="both"/>
+        <w:rPr>
+          <w:color w:val="000000"/>
+          <w:sz w:val="22"/>
+          <w:szCs w:val="22"/>
+        </w:rPr>
+      </w:pPr>
+      <w:r>
+        <w:rPr>
+          <w:color w:val="000000"/>
+          <w:sz w:val="22"/>
+          <w:szCs w:val="22"/>
+        </w:rPr>
+        <w:t>Books that consider schnorr for zkp authentication and comparison with other algorithms</w:t>
+      </w:r>
+    </w:p>
+    <w:p>
+      <w:pPr>
+        <w:keepLines/>
+        <w:pBdr>
+          <w:top w:val="nil"/>
+          <w:left w:val="nil"/>
+          <w:bottom w:val="nil"/>
+          <w:right w:val="nil"/>
+          <w:between w:val="nil"/>
+        </w:pBdr>
+        <w:tabs>
+          <w:tab w:val="right" w:pos="9922"/>
+          <w:tab w:val="left" w:pos="1134"/>
+        </w:tabs>
+        <w:spacing w:after="57"/>
+        <w:ind w:left="567" w:hanging="567"/>
+        <w:jc w:val="both"/>
+        <w:rPr>
+          <w:color w:val="000000"/>
+          <w:sz w:val="22"/>
+          <w:szCs w:val="22"/>
+        </w:rPr>
+      </w:pPr>
+      <w:hyperlink r:id="rId84" w:history="1">
+        <w:r>
+          <w:rPr>
+            <w:rStyle w:val="Hyperlink"/>
+            <w:sz w:val="22"/>
+            <w:szCs w:val="22"/>
+          </w:rPr>
+          <w:t>https://theswissbay.ch/pdf/Gentoomen%20Library/Cryptography/Handbook%20of%20Applied%20Cryptography%20-%20Alfred%20J.%20Menezes.pdf</w:t>
+        </w:r>
+      </w:hyperlink>
+      <w:r>
+        <w:rPr>
+          <w:color w:val="000000"/>
+          <w:sz w:val="22"/>
+          <w:szCs w:val="22"/>
+        </w:rPr>
+        <w:t xml:space="preserve"> </w:t>
+      </w:r>
+      <w:r>
+        <w:rPr>
+          <w:color w:val="000000"/>
+          <w:sz w:val="22"/>
+          <w:szCs w:val="22"/>
+        </w:rPr>
+        <w:t xml:space="preserve"> </w:t>
+      </w:r>
+    </w:p>
+    <w:p>
+      <w:pPr>
+        <w:keepLines/>
+        <w:pBdr>
+          <w:top w:val="nil"/>
+          <w:left w:val="nil"/>
+          <w:bottom w:val="nil"/>
+          <w:right w:val="nil"/>
+          <w:between w:val="nil"/>
+        </w:pBdr>
+        <w:tabs>
+          <w:tab w:val="right" w:pos="9922"/>
+          <w:tab w:val="left" w:pos="1134"/>
+        </w:tabs>
+        <w:spacing w:after="57"/>
+        <w:ind w:left="567" w:hanging="567"/>
+        <w:jc w:val="both"/>
+        <w:rPr>
+          <w:color w:val="000000"/>
+          <w:sz w:val="22"/>
+          <w:szCs w:val="22"/>
+        </w:rPr>
+      </w:pPr>
+      <w:hyperlink r:id="rId85" w:history="1">
+        <w:r>
+          <w:rPr>
+            <w:rStyle w:val="Hyperlink"/>
+            <w:sz w:val="22"/>
+            <w:szCs w:val="22"/>
+          </w:rPr>
+          <w:t>https://eclass.uniwa.gr/modules/document/file.php/CSCYB105/Reading%20Material/%5BJonathan_Katz%2C_Yehuda_Lindell%5D_Introduction_to_Mo%282nd%29.pdf</w:t>
+        </w:r>
+      </w:hyperlink>
+      <w:r>
+        <w:rPr>
+          <w:color w:val="000000"/>
+          <w:sz w:val="22"/>
+          <w:szCs w:val="22"/>
+        </w:rPr>
+        <w:t xml:space="preserve"> </w:t>
+      </w:r>
+      <w:r>
+        <w:rPr>
+          <w:color w:val="000000"/>
+          <w:sz w:val="22"/>
+          <w:szCs w:val="22"/>
+        </w:rPr>
+        <w:t xml:space="preserve"> </w:t>
+      </w:r>
+    </w:p>
+    <w:p>
+      <w:pPr>
+        <w:keepLines/>
+        <w:pBdr>
+          <w:top w:val="nil"/>
+          <w:left w:val="nil"/>
+          <w:bottom w:val="nil"/>
+          <w:right w:val="nil"/>
+          <w:between w:val="nil"/>
+        </w:pBdr>
+        <w:tabs>
+          <w:tab w:val="right" w:pos="9922"/>
+          <w:tab w:val="left" w:pos="1134"/>
+        </w:tabs>
+        <w:spacing w:after="57"/>
+        <w:ind w:left="567" w:hanging="567"/>
+        <w:jc w:val="both"/>
+        <w:rPr>
+          <w:color w:val="000000"/>
+          <w:sz w:val="22"/>
+          <w:szCs w:val="22"/>
+        </w:rPr>
+      </w:pPr>
+    </w:p>
+    <w:p>
+      <w:pPr>
+        <w:keepLines/>
+        <w:pBdr>
+          <w:top w:val="nil"/>
+          <w:left w:val="nil"/>
+          <w:bottom w:val="nil"/>
+          <w:right w:val="nil"/>
+          <w:between w:val="nil"/>
+        </w:pBdr>
+        <w:tabs>
+          <w:tab w:val="right" w:pos="9922"/>
+          <w:tab w:val="left" w:pos="1134"/>
+        </w:tabs>
+        <w:spacing w:after="57"/>
+        <w:ind w:left="567" w:hanging="567"/>
+        <w:jc w:val="both"/>
+        <w:rPr>
+          <w:color w:val="000000"/>
+          <w:sz w:val="22"/>
+          <w:szCs w:val="22"/>
+        </w:rPr>
+      </w:pPr>
+      <w:r>
+        <w:rPr>
+          <w:color w:val="000000"/>
+          <w:sz w:val="22"/>
+          <w:szCs w:val="22"/>
+        </w:rPr>
+        <w:t>Miscellaneous about schnorr</w:t>
+      </w:r>
+    </w:p>
+    <w:p>
+      <w:pPr>
+        <w:keepLines/>
+        <w:pBdr>
+          <w:top w:val="nil"/>
+          <w:left w:val="nil"/>
+          <w:bottom w:val="nil"/>
+          <w:right w:val="nil"/>
+          <w:between w:val="nil"/>
+        </w:pBdr>
+        <w:tabs>
+          <w:tab w:val="right" w:pos="9922"/>
+          <w:tab w:val="left" w:pos="1134"/>
+        </w:tabs>
+        <w:spacing w:after="57"/>
+        <w:ind w:left="567" w:hanging="567"/>
+        <w:jc w:val="both"/>
+        <w:rPr>
+          <w:color w:val="000000"/>
+          <w:sz w:val="22"/>
+          <w:szCs w:val="22"/>
+        </w:rPr>
+      </w:pPr>
+      <w:hyperlink r:id="rId86" w:history="1">
+        <w:r>
+          <w:rPr>
+            <w:rStyle w:val="Hyperlink"/>
+            <w:sz w:val="22"/>
+            <w:szCs w:val="22"/>
+          </w:rPr>
+          <w:t>https://en.wikipedia.org/wiki/Schnorr_signature</w:t>
+        </w:r>
+      </w:hyperlink>
+      <w:r>
+        <w:rPr>
+          <w:color w:val="000000"/>
+          <w:sz w:val="22"/>
+          <w:szCs w:val="22"/>
+        </w:rPr>
+        <w:t xml:space="preserve"> </w:t>
+      </w:r>
+      <w:r>
+        <w:rPr>
+          <w:color w:val="000000"/>
+          <w:sz w:val="22"/>
+          <w:szCs w:val="22"/>
+        </w:rPr>
+        <w:t xml:space="preserve"> </w:t>
+      </w:r>
+    </w:p>
+    <w:p>
+      <w:pPr>
+        <w:keepLines/>
+        <w:pBdr>
+          <w:top w:val="nil"/>
+          <w:left w:val="nil"/>
+          <w:bottom w:val="nil"/>
+          <w:right w:val="nil"/>
+          <w:between w:val="nil"/>
+        </w:pBdr>
+        <w:tabs>
+          <w:tab w:val="right" w:pos="9922"/>
+          <w:tab w:val="left" w:pos="1134"/>
+        </w:tabs>
+        <w:spacing w:after="57"/>
+        <w:ind w:left="567" w:hanging="567"/>
+        <w:jc w:val="both"/>
+        <w:rPr>
+          <w:color w:val="000000"/>
+          <w:sz w:val="22"/>
+          <w:szCs w:val="22"/>
+        </w:rPr>
+      </w:pPr>
+      <w:hyperlink r:id="rId87" w:history="1">
+        <w:r>
+          <w:rPr>
+            <w:rStyle w:val="Hyperlink"/>
+            <w:sz w:val="22"/>
+            <w:szCs w:val="22"/>
+          </w:rPr>
+          <w:t>https://www.geeksforgeeks.org/computer-networks/schnorr-digital-signature/</w:t>
+        </w:r>
+      </w:hyperlink>
+      <w:r>
+        <w:rPr>
+          <w:color w:val="000000"/>
+          <w:sz w:val="22"/>
+          <w:szCs w:val="22"/>
+        </w:rPr>
+        <w:t xml:space="preserve"> </w:t>
+      </w:r>
+      <w:r>
+        <w:rPr>
+          <w:color w:val="000000"/>
+          <w:sz w:val="22"/>
+          <w:szCs w:val="22"/>
+        </w:rPr>
+        <w:t xml:space="preserve"> </w:t>
+      </w:r>
+    </w:p>
+    <w:p>
+      <w:pPr>
+        <w:keepLines/>
+        <w:pBdr>
+          <w:top w:val="nil"/>
+          <w:left w:val="nil"/>
+          <w:bottom w:val="nil"/>
+          <w:right w:val="nil"/>
+          <w:between w:val="nil"/>
+        </w:pBdr>
+        <w:tabs>
+          <w:tab w:val="right" w:pos="9922"/>
+          <w:tab w:val="left" w:pos="1134"/>
+        </w:tabs>
+        <w:spacing w:after="57"/>
+        <w:ind w:left="567" w:hanging="567"/>
+        <w:jc w:val="both"/>
+        <w:rPr>
+          <w:color w:val="000000"/>
+          <w:sz w:val="22"/>
+          <w:szCs w:val="22"/>
+        </w:rPr>
+      </w:pPr>
+      <w:hyperlink r:id="rId88" w:history="1">
+        <w:r>
+          <w:rPr>
+            <w:rStyle w:val="Hyperlink"/>
+            <w:sz w:val="22"/>
+            <w:szCs w:val="22"/>
+          </w:rPr>
+          <w:t>https://www.geeksforgeeks.org/software-engineering/schnorr-identification-scheme/</w:t>
+        </w:r>
+      </w:hyperlink>
+      <w:r>
+        <w:rPr>
+          <w:color w:val="000000"/>
+          <w:sz w:val="22"/>
+          <w:szCs w:val="22"/>
+        </w:rPr>
+        <w:t xml:space="preserve"> </w:t>
+      </w:r>
+      <w:r>
+        <w:rPr>
+          <w:color w:val="000000"/>
+          <w:sz w:val="22"/>
+          <w:szCs w:val="22"/>
+        </w:rPr>
+        <w:t xml:space="preserve"> </w:t>
+      </w:r>
+    </w:p>
+    <w:p>
+      <w:pPr>
+        <w:keepLines/>
+        <w:pBdr>
+          <w:top w:val="nil"/>
+          <w:left w:val="nil"/>
+          <w:bottom w:val="nil"/>
+          <w:right w:val="nil"/>
+          <w:between w:val="nil"/>
+        </w:pBdr>
+        <w:tabs>
+          <w:tab w:val="right" w:pos="9922"/>
+          <w:tab w:val="left" w:pos="1134"/>
+        </w:tabs>
+        <w:spacing w:after="57"/>
+        <w:ind w:left="567" w:hanging="567"/>
+        <w:jc w:val="both"/>
+        <w:rPr>
+          <w:color w:val="000000"/>
+          <w:sz w:val="22"/>
+          <w:szCs w:val="22"/>
+        </w:rPr>
+      </w:pPr>
+      <w:hyperlink r:id="rId89" w:history="1">
+        <w:r>
+          <w:rPr>
+            <w:rStyle w:val="Hyperlink"/>
+            <w:sz w:val="22"/>
+            <w:szCs w:val="22"/>
+          </w:rPr>
+          <w:t>https://www.rfc-editor.org/rfc/rfc8235.html</w:t>
+        </w:r>
+      </w:hyperlink>
+      <w:r>
+        <w:rPr>
+          <w:color w:val="000000"/>
+          <w:sz w:val="22"/>
+          <w:szCs w:val="22"/>
+        </w:rPr>
+        <w:t xml:space="preserve"> </w:t>
+      </w:r>
+      <w:r>
+        <w:rPr>
+          <w:color w:val="000000"/>
+          <w:sz w:val="22"/>
+          <w:szCs w:val="22"/>
+        </w:rPr>
+        <w:t xml:space="preserve"> - Schnorr Non‑interactive Zero‑Knowledge (NIZK) Proof, describing how to prove knowledge of a discrete logarithm (e.g., a secret key) without revealing it</w:t>
+      </w:r>
+    </w:p>
+    <w:p>
+      <w:pPr>
+        <w:keepLines/>
+        <w:pBdr>
+          <w:top w:val="nil"/>
+          <w:left w:val="nil"/>
+          <w:bottom w:val="nil"/>
+          <w:right w:val="nil"/>
+          <w:between w:val="nil"/>
+        </w:pBdr>
+        <w:tabs>
+          <w:tab w:val="right" w:pos="9922"/>
+          <w:tab w:val="left" w:pos="1134"/>
+        </w:tabs>
+        <w:spacing w:after="57"/>
+        <w:ind w:left="567" w:hanging="567"/>
+        <w:jc w:val="both"/>
+        <w:rPr>
+          <w:color w:val="000000"/>
+          <w:sz w:val="22"/>
+          <w:szCs w:val="22"/>
+        </w:rPr>
+      </w:pPr>
+      <w:hyperlink r:id="rId90" w:history="1">
+        <w:r>
+          <w:rPr>
+            <w:rStyle w:val="Hyperlink"/>
+            <w:sz w:val="22"/>
+            <w:szCs w:val="22"/>
+          </w:rPr>
+          <w:t>https://www.zkdocs.com/docs/zkdocs/zero-knowledge-protocols/schnorr/</w:t>
+        </w:r>
+      </w:hyperlink>
+      <w:r>
+        <w:rPr>
+          <w:color w:val="000000"/>
+          <w:sz w:val="22"/>
+          <w:szCs w:val="22"/>
+        </w:rPr>
+        <w:t xml:space="preserve"> </w:t>
+      </w:r>
+      <w:r>
+        <w:rPr>
+          <w:color w:val="000000"/>
+          <w:sz w:val="22"/>
+          <w:szCs w:val="22"/>
+        </w:rPr>
+        <w:t xml:space="preserve"> - diagram and explanations of a identification way using schnorr (continued here also https://crypto.stanford.edu/cs355/19sp/lec5.pdf )</w:t>
+      </w:r>
+    </w:p>
+    <w:p>
+      <w:pPr>
+        <w:keepLines/>
+        <w:pBdr>
+          <w:top w:val="nil"/>
+          <w:left w:val="nil"/>
+          <w:bottom w:val="nil"/>
+          <w:right w:val="nil"/>
+          <w:between w:val="nil"/>
+        </w:pBdr>
+        <w:tabs>
+          <w:tab w:val="right" w:pos="9922"/>
+          <w:tab w:val="left" w:pos="1134"/>
+        </w:tabs>
+        <w:spacing w:after="57"/>
+        <w:ind w:left="567" w:hanging="567"/>
+        <w:jc w:val="both"/>
+        <w:rPr>
+          <w:color w:val="000000"/>
+          <w:sz w:val="22"/>
+          <w:szCs w:val="22"/>
+        </w:rPr>
+      </w:pPr>
+    </w:p>
+    <w:p>
+      <w:pPr>
+        <w:keepLines/>
+        <w:pBdr>
+          <w:top w:val="nil"/>
+          <w:left w:val="nil"/>
+          <w:bottom w:val="nil"/>
+          <w:right w:val="nil"/>
+          <w:between w:val="nil"/>
+        </w:pBdr>
+        <w:tabs>
+          <w:tab w:val="right" w:pos="9922"/>
+          <w:tab w:val="left" w:pos="1134"/>
+        </w:tabs>
+        <w:spacing w:after="57"/>
+        <w:ind w:left="567" w:hanging="567"/>
+        <w:jc w:val="both"/>
+        <w:rPr>
+          <w:color w:val="000000"/>
+          <w:sz w:val="22"/>
+          <w:szCs w:val="22"/>
+        </w:rPr>
+      </w:pPr>
+      <w:r>
+        <w:rPr>
+          <w:color w:val="000000"/>
+          <w:sz w:val="22"/>
+          <w:szCs w:val="22"/>
+        </w:rPr>
+        <w:t>Zkp</w:t>
+      </w:r>
+    </w:p>
+    <w:p>
+      <w:pPr>
+        <w:keepLines/>
+        <w:pBdr>
+          <w:top w:val="nil"/>
+          <w:left w:val="nil"/>
+          <w:bottom w:val="nil"/>
+          <w:right w:val="nil"/>
+          <w:between w:val="nil"/>
+        </w:pBdr>
+        <w:tabs>
+          <w:tab w:val="right" w:pos="9922"/>
+          <w:tab w:val="left" w:pos="1134"/>
+        </w:tabs>
+        <w:spacing w:after="57"/>
+        <w:ind w:left="567" w:hanging="567"/>
+        <w:jc w:val="both"/>
+        <w:rPr>
+          <w:color w:val="000000"/>
+          <w:sz w:val="22"/>
+          <w:szCs w:val="22"/>
+        </w:rPr>
+      </w:pPr>
+      <w:hyperlink r:id="rId91" w:history="1">
+        <w:r>
+          <w:rPr>
+            <w:rStyle w:val="Hyperlink"/>
+            <w:sz w:val="22"/>
+            <w:szCs w:val="22"/>
+          </w:rPr>
+          <w:t>https://people.csail.mit.edu/silvio/Selected%20Scientific%20Papers/Proof%20Systems/The_Knowledge_Complexity_Of_Interactive_Proof_Systems.pdf</w:t>
+        </w:r>
+      </w:hyperlink>
+      <w:r>
+        <w:rPr>
+          <w:color w:val="000000"/>
+          <w:sz w:val="22"/>
+          <w:szCs w:val="22"/>
+        </w:rPr>
+        <w:t xml:space="preserve"> </w:t>
+      </w:r>
+      <w:r>
+        <w:rPr>
+          <w:color w:val="000000"/>
+          <w:sz w:val="22"/>
+          <w:szCs w:val="22"/>
+        </w:rPr>
+        <w:t xml:space="preserve"> definitions of zkp</w:t>
+      </w:r>
+    </w:p>
+    <w:p>
+      <w:pPr>
+        <w:keepLines/>
+        <w:pBdr>
+          <w:top w:val="nil"/>
+          <w:left w:val="nil"/>
+          <w:bottom w:val="nil"/>
+          <w:right w:val="nil"/>
+          <w:between w:val="nil"/>
+        </w:pBdr>
+        <w:tabs>
+          <w:tab w:val="right" w:pos="9922"/>
+          <w:tab w:val="left" w:pos="1134"/>
+        </w:tabs>
+        <w:spacing w:after="57"/>
+        <w:ind w:left="567" w:hanging="567"/>
+        <w:jc w:val="both"/>
+        <w:rPr>
+          <w:color w:val="000000"/>
+          <w:sz w:val="22"/>
+          <w:szCs w:val="22"/>
+        </w:rPr>
+      </w:pPr>
+      <w:hyperlink r:id="rId92" w:history="1">
+        <w:r>
+          <w:rPr>
+            <w:rStyle w:val="Hyperlink"/>
+            <w:sz w:val="22"/>
+            <w:szCs w:val="22"/>
+          </w:rPr>
+          <w:t>https://www.academia.edu/43094897/Overview_and_Applications_of_Zero_Knowledge_Proof_ZKP</w:t>
+        </w:r>
+      </w:hyperlink>
+      <w:r>
+        <w:rPr>
+          <w:color w:val="000000"/>
+          <w:sz w:val="22"/>
+          <w:szCs w:val="22"/>
+        </w:rPr>
+        <w:t xml:space="preserve"> </w:t>
+      </w:r>
+      <w:r>
+        <w:rPr>
+          <w:color w:val="000000"/>
+          <w:sz w:val="22"/>
+          <w:szCs w:val="22"/>
+        </w:rPr>
+        <w:t xml:space="preserve"> -applications of zkp</w:t>
+      </w:r>
+    </w:p>
+    <w:p>
+      <w:pPr>
+        <w:keepLines/>
+        <w:pBdr>
+          <w:top w:val="nil"/>
+          <w:left w:val="nil"/>
+          <w:bottom w:val="nil"/>
+          <w:right w:val="nil"/>
+          <w:between w:val="nil"/>
+        </w:pBdr>
+        <w:tabs>
+          <w:tab w:val="right" w:pos="9922"/>
+          <w:tab w:val="left" w:pos="1134"/>
+        </w:tabs>
+        <w:spacing w:after="57"/>
+        <w:ind w:left="567" w:hanging="567"/>
+        <w:jc w:val="both"/>
+        <w:rPr>
+          <w:color w:val="000000"/>
+          <w:sz w:val="22"/>
+          <w:szCs w:val="22"/>
+        </w:rPr>
+      </w:pPr>
+      <w:hyperlink r:id="rId93" w:history="1">
+        <w:r>
+          <w:rPr>
+            <w:rStyle w:val="Hyperlink"/>
+            <w:sz w:val="22"/>
+            <w:szCs w:val="22"/>
+          </w:rPr>
+          <w:t>https://eprint.iacr.org/2018/46</w:t>
+        </w:r>
+      </w:hyperlink>
+      <w:r>
+        <w:rPr>
+          <w:color w:val="000000"/>
+          <w:sz w:val="22"/>
+          <w:szCs w:val="22"/>
+        </w:rPr>
+        <w:t xml:space="preserve"> </w:t>
+      </w:r>
+      <w:r>
+        <w:rPr>
+          <w:color w:val="000000"/>
+          <w:sz w:val="22"/>
+          <w:szCs w:val="22"/>
+        </w:rPr>
+        <w:t xml:space="preserve">  first practical implementation of transparent, post‑quantum secure zero‑knowledge proofs (ZK‑STARKs) that can be verified extremely efficiently (sublinear in data size) without relying on trusted setup</w:t>
+      </w:r>
+    </w:p>
+    <w:p>
+      <w:pPr>
+        <w:keepLines/>
+        <w:pBdr>
+          <w:top w:val="nil"/>
+          <w:left w:val="nil"/>
+          <w:bottom w:val="nil"/>
+          <w:right w:val="nil"/>
+          <w:between w:val="nil"/>
+        </w:pBdr>
+        <w:tabs>
+          <w:tab w:val="right" w:pos="9922"/>
+          <w:tab w:val="left" w:pos="1134"/>
+        </w:tabs>
+        <w:spacing w:after="57"/>
+        <w:ind w:left="567" w:hanging="567"/>
+        <w:jc w:val="both"/>
+        <w:rPr>
+          <w:color w:val="000000"/>
+          <w:sz w:val="22"/>
+          <w:szCs w:val="22"/>
+        </w:rPr>
+      </w:pPr>
+      <w:hyperlink r:id="rId94" w:history="1">
+        <w:r>
+          <w:rPr>
+            <w:rStyle w:val="Hyperlink"/>
+            <w:sz w:val="22"/>
+            <w:szCs w:val="22"/>
+          </w:rPr>
+          <w:t>https://eprint.iacr.org/2025/921</w:t>
+        </w:r>
+      </w:hyperlink>
+      <w:r>
+        <w:rPr>
+          <w:color w:val="000000"/>
+          <w:sz w:val="22"/>
+          <w:szCs w:val="22"/>
+        </w:rPr>
+        <w:t xml:space="preserve"> </w:t>
+      </w:r>
+      <w:r>
+        <w:rPr>
+          <w:color w:val="000000"/>
+          <w:sz w:val="22"/>
+          <w:szCs w:val="22"/>
+        </w:rPr>
+        <w:t xml:space="preserve"> - introduces zkAt, zero-knowledge authentication primitive that enables users to prove they satisfy authentication policies (such as signing requirements) without revealing those policies or sensitive details</w:t>
+      </w:r>
+    </w:p>
+    <w:p>
+      <w:pPr>
+        <w:keepLines/>
+        <w:pBdr>
+          <w:top w:val="nil"/>
+          <w:left w:val="nil"/>
+          <w:bottom w:val="nil"/>
+          <w:right w:val="nil"/>
+          <w:between w:val="nil"/>
+        </w:pBdr>
+        <w:tabs>
+          <w:tab w:val="right" w:pos="9922"/>
+          <w:tab w:val="left" w:pos="1134"/>
+        </w:tabs>
+        <w:spacing w:after="57"/>
+        <w:ind w:left="567" w:hanging="567"/>
+        <w:jc w:val="both"/>
+        <w:rPr>
+          <w:color w:val="000000"/>
+          <w:sz w:val="22"/>
+          <w:szCs w:val="22"/>
+        </w:rPr>
+      </w:pPr>
+      <w:hyperlink r:id="rId95" w:history="1">
+        <w:r>
+          <w:rPr>
+            <w:rStyle w:val="Hyperlink"/>
+            <w:sz w:val="22"/>
+            <w:szCs w:val="22"/>
+          </w:rPr>
+          <w:t>https://www.mdpi.com/2079-9292/13/14/2730</w:t>
+        </w:r>
+      </w:hyperlink>
+      <w:r>
+        <w:rPr>
+          <w:color w:val="000000"/>
+          <w:sz w:val="22"/>
+          <w:szCs w:val="22"/>
+        </w:rPr>
+        <w:t xml:space="preserve"> </w:t>
+      </w:r>
+      <w:r>
+        <w:rPr>
+          <w:color w:val="000000"/>
+          <w:sz w:val="22"/>
+          <w:szCs w:val="22"/>
+        </w:rPr>
+        <w:t xml:space="preserve"> - blockchain authentication scheme using zk-SNARK zero-knowledge proofs that enables privacy-preserving, anonymous user authentication while also allowing proactive revocation of credentials</w:t>
+      </w:r>
+    </w:p>
+    <w:p>
+      <w:pPr>
+        <w:keepLines/>
+        <w:pBdr>
+          <w:top w:val="nil"/>
+          <w:left w:val="nil"/>
+          <w:bottom w:val="nil"/>
+          <w:right w:val="nil"/>
+          <w:between w:val="nil"/>
+        </w:pBdr>
+        <w:tabs>
+          <w:tab w:val="right" w:pos="9922"/>
+          <w:tab w:val="left" w:pos="1134"/>
+        </w:tabs>
+        <w:spacing w:after="57"/>
+        <w:ind w:left="567" w:hanging="567"/>
+        <w:jc w:val="both"/>
+        <w:rPr>
+          <w:color w:val="000000"/>
+          <w:sz w:val="22"/>
+          <w:szCs w:val="22"/>
+        </w:rPr>
+      </w:pPr>
+      <w:hyperlink r:id="rId96" w:history="1">
+        <w:r>
+          <w:rPr>
+            <w:rStyle w:val="Hyperlink"/>
+            <w:sz w:val="22"/>
+            <w:szCs w:val="22"/>
+          </w:rPr>
+          <w:t>https://www.e3s-conferences.org/articles/e3sconf/abs/2023/106/e3sconf_icegc2023_00085/e3sconf_icegc2023_00085.html</w:t>
+        </w:r>
+      </w:hyperlink>
+      <w:r>
+        <w:rPr>
+          <w:color w:val="000000"/>
+          <w:sz w:val="22"/>
+          <w:szCs w:val="22"/>
+        </w:rPr>
+        <w:t xml:space="preserve"> </w:t>
+      </w:r>
+      <w:r>
+        <w:rPr>
+          <w:color w:val="000000"/>
+          <w:sz w:val="22"/>
+          <w:szCs w:val="22"/>
+        </w:rPr>
+        <w:t xml:space="preserve">  investigates how Zero-Knowledge Proofs (ZKP) can be integrated with OAuth 2.0 to improve anonymity and security in multi-agent distributed systems, exploring ways to verify claims without exposing sensitive data(schnorr is not included)</w:t>
+      </w:r>
+    </w:p>
+    <w:p>
+      <w:pPr>
+        <w:keepLines/>
+        <w:pBdr>
+          <w:top w:val="nil"/>
+          <w:left w:val="nil"/>
+          <w:bottom w:val="nil"/>
+          <w:right w:val="nil"/>
+          <w:between w:val="nil"/>
+        </w:pBdr>
+        <w:tabs>
+          <w:tab w:val="right" w:pos="9922"/>
+          <w:tab w:val="left" w:pos="1134"/>
+        </w:tabs>
+        <w:spacing w:after="57"/>
+        <w:ind w:left="567" w:hanging="567"/>
+        <w:jc w:val="both"/>
+        <w:rPr>
+          <w:color w:val="000000"/>
+          <w:sz w:val="22"/>
+          <w:szCs w:val="22"/>
+        </w:rPr>
+      </w:pPr>
+    </w:p>
+    <w:p>
+      <w:pPr>
+        <w:keepLines/>
+        <w:pBdr>
+          <w:top w:val="nil"/>
+          <w:left w:val="nil"/>
+          <w:bottom w:val="nil"/>
+          <w:right w:val="nil"/>
+          <w:between w:val="nil"/>
+        </w:pBdr>
+        <w:tabs>
+          <w:tab w:val="right" w:pos="9922"/>
+          <w:tab w:val="left" w:pos="1134"/>
+        </w:tabs>
+        <w:spacing w:after="57"/>
+        <w:ind w:left="567" w:hanging="567"/>
+        <w:jc w:val="both"/>
+        <w:rPr>
+          <w:color w:val="000000"/>
+          <w:sz w:val="22"/>
+          <w:szCs w:val="22"/>
+        </w:rPr>
+      </w:pPr>
+      <w:hyperlink r:id="rId97" w:history="1">
+        <w:r>
+          <w:rPr>
+            <w:rStyle w:val="Hyperlink"/>
+            <w:sz w:val="22"/>
+            <w:szCs w:val="22"/>
+          </w:rPr>
+          <w:t>https://scholar.dsu.edu/theses/425/</w:t>
+        </w:r>
+      </w:hyperlink>
+      <w:r>
+        <w:rPr>
+          <w:color w:val="000000"/>
+          <w:sz w:val="22"/>
+          <w:szCs w:val="22"/>
+        </w:rPr>
+        <w:t xml:space="preserve"> </w:t>
+      </w:r>
+      <w:r>
+        <w:rPr>
+          <w:color w:val="000000"/>
+          <w:sz w:val="22"/>
+          <w:szCs w:val="22"/>
+        </w:rPr>
+        <w:t xml:space="preserve"> token‑based authentication and authorization method using zero‑knowledge proofs to enhance web API security and privacy, demonstrating improved performance and resilience compared to traditional API authentication techniques</w:t>
+      </w:r>
+    </w:p>
+    <w:p>
+      <w:pPr>
+        <w:keepLines/>
+        <w:pBdr>
+          <w:top w:val="nil"/>
+          <w:left w:val="nil"/>
+          <w:bottom w:val="nil"/>
+          <w:right w:val="nil"/>
+          <w:between w:val="nil"/>
+        </w:pBdr>
+        <w:tabs>
+          <w:tab w:val="right" w:pos="9922"/>
+          <w:tab w:val="left" w:pos="1134"/>
+        </w:tabs>
+        <w:spacing w:after="57"/>
+        <w:ind w:left="567" w:hanging="567"/>
+        <w:jc w:val="both"/>
+        <w:rPr>
+          <w:color w:val="000000"/>
+          <w:sz w:val="22"/>
+          <w:szCs w:val="22"/>
+        </w:rPr>
+      </w:pPr>
+    </w:p>
+    <w:p>
+      <w:pPr>
+        <w:keepLines/>
+        <w:pBdr>
+          <w:top w:val="nil"/>
+          <w:left w:val="nil"/>
+          <w:bottom w:val="nil"/>
+          <w:right w:val="nil"/>
+          <w:between w:val="nil"/>
+        </w:pBdr>
+        <w:tabs>
+          <w:tab w:val="right" w:pos="9922"/>
+          <w:tab w:val="left" w:pos="1134"/>
+        </w:tabs>
+        <w:spacing w:after="57"/>
+        <w:ind w:left="567" w:hanging="567"/>
+        <w:jc w:val="both"/>
+        <w:rPr>
+          <w:color w:val="000000"/>
+          <w:sz w:val="22"/>
+          <w:szCs w:val="22"/>
+        </w:rPr>
+      </w:pPr>
+      <w:r>
+        <w:rPr>
+          <w:color w:val="000000"/>
+          <w:sz w:val="22"/>
+          <w:szCs w:val="22"/>
+        </w:rPr>
+        <w:t xml:space="preserve">TLS </w:t>
+      </w:r>
+    </w:p>
+    <w:p>
+      <w:pPr>
+        <w:keepLines/>
+        <w:pBdr>
+          <w:top w:val="nil"/>
+          <w:left w:val="nil"/>
+          <w:bottom w:val="nil"/>
+          <w:right w:val="nil"/>
+          <w:between w:val="nil"/>
+        </w:pBdr>
+        <w:tabs>
+          <w:tab w:val="right" w:pos="9922"/>
+          <w:tab w:val="left" w:pos="1134"/>
+        </w:tabs>
+        <w:spacing w:after="57"/>
+        <w:ind w:left="567" w:hanging="567"/>
+        <w:jc w:val="both"/>
+        <w:rPr>
+          <w:color w:val="000000"/>
+          <w:sz w:val="22"/>
+          <w:szCs w:val="22"/>
+        </w:rPr>
+      </w:pPr>
+      <w:hyperlink r:id="rId98" w:history="1">
+        <w:r>
+          <w:rPr>
+            <w:rStyle w:val="Hyperlink"/>
+            <w:sz w:val="22"/>
+            <w:szCs w:val="22"/>
+          </w:rPr>
+          <w:t>https://www.rfc-editor.org/rfc/rfc8446</w:t>
+        </w:r>
+      </w:hyperlink>
+      <w:r>
+        <w:rPr>
+          <w:color w:val="000000"/>
+          <w:sz w:val="22"/>
+          <w:szCs w:val="22"/>
+        </w:rPr>
+        <w:t xml:space="preserve"> </w:t>
+      </w:r>
+      <w:r>
+        <w:rPr>
+          <w:color w:val="000000"/>
+          <w:sz w:val="22"/>
+          <w:szCs w:val="22"/>
+        </w:rPr>
+        <w:t xml:space="preserve"> - latest rfc on TLS (former SSL), talks about the standard, improvements on the protocol and notes the known attacks (like 0‑RTT replay attacks, side channels, and traffic analysis )</w:t>
+      </w:r>
+    </w:p>
+    <w:p>
+      <w:pPr>
+        <w:keepLines/>
+        <w:pBdr>
+          <w:top w:val="nil"/>
+          <w:left w:val="nil"/>
+          <w:bottom w:val="nil"/>
+          <w:right w:val="nil"/>
+          <w:between w:val="nil"/>
+        </w:pBdr>
+        <w:tabs>
+          <w:tab w:val="right" w:pos="9922"/>
+          <w:tab w:val="left" w:pos="1134"/>
+        </w:tabs>
+        <w:spacing w:after="57"/>
+        <w:ind w:left="567" w:hanging="567"/>
+        <w:jc w:val="both"/>
+        <w:rPr>
+          <w:color w:val="000000"/>
+          <w:sz w:val="22"/>
+          <w:szCs w:val="22"/>
+        </w:rPr>
+      </w:pPr>
+      <w:hyperlink r:id="rId99" w:history="1">
+        <w:r>
+          <w:rPr>
+            <w:rStyle w:val="Hyperlink"/>
+            <w:sz w:val="22"/>
+            <w:szCs w:val="22"/>
+          </w:rPr>
+          <w:t>https://www.mdpi.com/2410-387X/9/4/73</w:t>
+        </w:r>
+      </w:hyperlink>
+      <w:r>
+        <w:rPr>
+          <w:color w:val="000000"/>
+          <w:sz w:val="22"/>
+          <w:szCs w:val="22"/>
+        </w:rPr>
+        <w:t xml:space="preserve"> </w:t>
+      </w:r>
+      <w:r>
+        <w:rPr>
+          <w:color w:val="000000"/>
+          <w:sz w:val="22"/>
+          <w:szCs w:val="22"/>
+        </w:rPr>
+        <w:t xml:space="preserve"> - discusses a future threat to TLS posed by quantum computers. It emphasizes that if post‑quantum cryptography (PQC) is not implemented, the current key exchange mechanisms would become insecure, leaving all previously and future transmitted data vulnerable to compromise</w:t>
+      </w:r>
+    </w:p>
+    <w:p>
+      <w:pPr>
+        <w:keepLines/>
+        <w:pBdr>
+          <w:top w:val="nil"/>
+          <w:left w:val="nil"/>
+          <w:bottom w:val="nil"/>
+          <w:right w:val="nil"/>
+          <w:between w:val="nil"/>
+        </w:pBdr>
+        <w:tabs>
+          <w:tab w:val="right" w:pos="9922"/>
+          <w:tab w:val="left" w:pos="1134"/>
+        </w:tabs>
+        <w:spacing w:after="57"/>
+        <w:ind w:left="567" w:hanging="567"/>
+        <w:jc w:val="both"/>
+        <w:rPr>
+          <w:color w:val="000000"/>
+          <w:sz w:val="22"/>
+          <w:szCs w:val="22"/>
+        </w:rPr>
+      </w:pPr>
+      <w:hyperlink r:id="rId100" w:history="1">
+        <w:r>
+          <w:rPr>
+            <w:rStyle w:val="Hyperlink"/>
+            <w:sz w:val="22"/>
+            <w:szCs w:val="22"/>
+          </w:rPr>
+          <w:t>https://www.mdpi.com/2079-9292/13/20/4000</w:t>
+        </w:r>
+      </w:hyperlink>
+      <w:r>
+        <w:rPr>
+          <w:color w:val="000000"/>
+          <w:sz w:val="22"/>
+          <w:szCs w:val="22"/>
+        </w:rPr>
+        <w:t xml:space="preserve"> </w:t>
+      </w:r>
+      <w:r>
+        <w:rPr>
+          <w:color w:val="000000"/>
+          <w:sz w:val="22"/>
+          <w:szCs w:val="22"/>
+        </w:rPr>
+        <w:t xml:space="preserve"> - TLS 1.3 strengthens privacy so much that analyzing traffic becomes technically challenging, and current methods are often insufficient.</w:t>
+      </w:r>
+    </w:p>
+    <w:p>
+      <w:pPr>
+        <w:keepLines/>
+        <w:pBdr>
+          <w:top w:val="nil"/>
+          <w:left w:val="nil"/>
+          <w:bottom w:val="nil"/>
+          <w:right w:val="nil"/>
+          <w:between w:val="nil"/>
+        </w:pBdr>
+        <w:tabs>
+          <w:tab w:val="right" w:pos="9922"/>
+          <w:tab w:val="left" w:pos="1134"/>
+        </w:tabs>
+        <w:spacing w:after="57"/>
+        <w:ind w:left="567" w:hanging="567"/>
+        <w:jc w:val="both"/>
+        <w:rPr>
+          <w:color w:val="000000"/>
+          <w:sz w:val="22"/>
+          <w:szCs w:val="22"/>
+        </w:rPr>
+      </w:pPr>
+      <w:hyperlink r:id="rId101" w:history="1">
+        <w:r>
+          <w:rPr>
+            <w:rStyle w:val="Hyperlink"/>
+            <w:sz w:val="22"/>
+            <w:szCs w:val="22"/>
+          </w:rPr>
+          <w:t>https://www.techradar.com/pro/what-the-post-quantum-shift-means-for-your-security-strategy</w:t>
+        </w:r>
+      </w:hyperlink>
+      <w:r>
+        <w:rPr>
+          <w:color w:val="000000"/>
+          <w:sz w:val="22"/>
+          <w:szCs w:val="22"/>
+        </w:rPr>
+        <w:t xml:space="preserve"> </w:t>
+      </w:r>
+      <w:r>
+        <w:rPr>
+          <w:color w:val="000000"/>
+          <w:sz w:val="22"/>
+          <w:szCs w:val="22"/>
+        </w:rPr>
+        <w:t xml:space="preserve"> </w:t>
+      </w:r>
+    </w:p>
+    <w:p>
+      <w:pPr>
+        <w:keepLines/>
+        <w:pBdr>
+          <w:top w:val="nil"/>
+          <w:left w:val="nil"/>
+          <w:bottom w:val="nil"/>
+          <w:right w:val="nil"/>
+          <w:between w:val="nil"/>
+        </w:pBdr>
+        <w:tabs>
+          <w:tab w:val="right" w:pos="9922"/>
+          <w:tab w:val="left" w:pos="1134"/>
+        </w:tabs>
+        <w:spacing w:after="57"/>
+        <w:ind w:left="567" w:hanging="567"/>
+        <w:jc w:val="both"/>
+        <w:rPr>
+          <w:color w:val="000000"/>
+          <w:sz w:val="22"/>
+          <w:szCs w:val="22"/>
+        </w:rPr>
+      </w:pPr>
+      <w:hyperlink r:id="rId102" w:history="1">
+        <w:r>
+          <w:rPr>
+            <w:rStyle w:val="Hyperlink"/>
+            <w:sz w:val="22"/>
+            <w:szCs w:val="22"/>
+          </w:rPr>
+          <w:t>https://engineering.fb.com/2024/05/22/security/post-quantum-readiness-tls-pqr-meta/</w:t>
+        </w:r>
+      </w:hyperlink>
+      <w:r>
+        <w:rPr>
+          <w:color w:val="000000"/>
+          <w:sz w:val="22"/>
+          <w:szCs w:val="22"/>
+        </w:rPr>
+        <w:t xml:space="preserve"> </w:t>
+      </w:r>
+      <w:r>
+        <w:rPr>
+          <w:color w:val="000000"/>
+          <w:sz w:val="22"/>
+          <w:szCs w:val="22"/>
+        </w:rPr>
+        <w:t xml:space="preserve"> - meta tries to add PQC</w:t>
+      </w:r>
+    </w:p>
+    <w:p>
+      <w:pPr>
+        <w:keepLines/>
+        <w:pBdr>
+          <w:top w:val="nil"/>
+          <w:left w:val="nil"/>
+          <w:bottom w:val="nil"/>
+          <w:right w:val="nil"/>
+          <w:between w:val="nil"/>
+        </w:pBdr>
+        <w:tabs>
+          <w:tab w:val="right" w:pos="9922"/>
+          <w:tab w:val="left" w:pos="1134"/>
+        </w:tabs>
+        <w:spacing w:after="57"/>
+        <w:ind w:left="567" w:hanging="567"/>
+        <w:jc w:val="both"/>
+        <w:rPr>
+          <w:color w:val="000000"/>
+          <w:sz w:val="22"/>
+          <w:szCs w:val="22"/>
+        </w:rPr>
+      </w:pPr>
+    </w:p>
+    <w:p>
+      <w:pPr>
+        <w:keepLines/>
+        <w:pBdr>
+          <w:top w:val="nil"/>
+          <w:left w:val="nil"/>
+          <w:bottom w:val="nil"/>
+          <w:right w:val="nil"/>
+          <w:between w:val="nil"/>
+        </w:pBdr>
+        <w:tabs>
+          <w:tab w:val="right" w:pos="9922"/>
+          <w:tab w:val="left" w:pos="1134"/>
+        </w:tabs>
+        <w:spacing w:after="57"/>
+        <w:ind w:left="567" w:hanging="567"/>
+        <w:jc w:val="both"/>
+        <w:rPr>
+          <w:color w:val="000000"/>
+          <w:sz w:val="22"/>
+          <w:szCs w:val="22"/>
+        </w:rPr>
+      </w:pPr>
+      <w:hyperlink r:id="rId103" w:history="1">
+        <w:r>
+          <w:rPr>
+            <w:rStyle w:val="Hyperlink"/>
+            <w:sz w:val="22"/>
+            <w:szCs w:val="22"/>
+          </w:rPr>
+          <w:t>https://www.sciencedirect.com/science/article/abs/pii/S1574013725000140</w:t>
+        </w:r>
+      </w:hyperlink>
+      <w:r>
+        <w:rPr>
+          <w:color w:val="000000"/>
+          <w:sz w:val="22"/>
+          <w:szCs w:val="22"/>
+        </w:rPr>
+        <w:t xml:space="preserve"> </w:t>
+      </w:r>
+      <w:r>
+        <w:rPr>
+          <w:color w:val="000000"/>
+          <w:sz w:val="22"/>
+          <w:szCs w:val="22"/>
+        </w:rPr>
+        <w:t xml:space="preserve"> - notes real-world implementation weaknesses and potential attack risks (misuses that could bring side‑channel, network attacks, zero‑day exploits), and emphasizes the need for future countermeasures and improved security practices.</w:t>
+      </w:r>
+    </w:p>
+    <w:p>
+      <w:pPr>
+        <w:keepLines/>
+        <w:pBdr>
+          <w:top w:val="nil"/>
+          <w:left w:val="nil"/>
+          <w:bottom w:val="nil"/>
+          <w:right w:val="nil"/>
+          <w:between w:val="nil"/>
+        </w:pBdr>
+        <w:tabs>
+          <w:tab w:val="right" w:pos="9922"/>
+          <w:tab w:val="left" w:pos="1134"/>
+        </w:tabs>
+        <w:spacing w:after="57"/>
+        <w:ind w:left="567" w:hanging="567"/>
+        <w:jc w:val="both"/>
+        <w:rPr>
+          <w:color w:val="000000"/>
+          <w:sz w:val="22"/>
+          <w:szCs w:val="22"/>
+        </w:rPr>
+      </w:pPr>
+      <w:hyperlink r:id="rId104" w:history="1">
+        <w:r>
+          <w:rPr>
+            <w:rStyle w:val="Hyperlink"/>
+            <w:sz w:val="22"/>
+            <w:szCs w:val="22"/>
+          </w:rPr>
+          <w:t>https://www.diva-portal.org/smash/get/diva2%3A1742628/FULLTEXT01.pdf</w:t>
+        </w:r>
+      </w:hyperlink>
+      <w:r>
+        <w:rPr>
+          <w:color w:val="000000"/>
+          <w:sz w:val="22"/>
+          <w:szCs w:val="22"/>
+        </w:rPr>
+        <w:t xml:space="preserve"> </w:t>
+      </w:r>
+      <w:r>
+        <w:rPr>
+          <w:color w:val="000000"/>
+          <w:sz w:val="22"/>
+          <w:szCs w:val="22"/>
+        </w:rPr>
+        <w:t xml:space="preserve"> - studies the side‑channel vulnerabilities of post‑quantum cryptographic algorithms (Saber, CRYSTALS‑Kyber) and shows that even quantum‑safe schemes can be compromised in practice if implementations leak information through physical channels, highlighting the need for stronger resistance in future PQC designs</w:t>
+      </w:r>
+    </w:p>
+    <w:p>
+      <w:pPr>
+        <w:keepLines/>
+        <w:pBdr>
+          <w:top w:val="nil"/>
+          <w:left w:val="nil"/>
+          <w:bottom w:val="nil"/>
+          <w:right w:val="nil"/>
+          <w:between w:val="nil"/>
+        </w:pBdr>
+        <w:tabs>
+          <w:tab w:val="right" w:pos="9922"/>
+          <w:tab w:val="left" w:pos="1134"/>
+        </w:tabs>
+        <w:spacing w:after="57"/>
+        <w:ind w:left="567" w:hanging="567"/>
+        <w:jc w:val="both"/>
+        <w:rPr>
+          <w:color w:val="000000"/>
+          <w:sz w:val="22"/>
+          <w:szCs w:val="22"/>
+        </w:rPr>
+      </w:pPr>
+    </w:p>
+    <w:p>
+      <w:pPr>
+        <w:keepLines/>
+        <w:pBdr>
+          <w:top w:val="nil"/>
+          <w:left w:val="nil"/>
+          <w:bottom w:val="nil"/>
+          <w:right w:val="nil"/>
+          <w:between w:val="nil"/>
+        </w:pBdr>
+        <w:tabs>
+          <w:tab w:val="right" w:pos="9922"/>
+          <w:tab w:val="left" w:pos="1134"/>
+        </w:tabs>
+        <w:spacing w:after="57"/>
+        <w:ind w:left="567" w:hanging="567"/>
+        <w:jc w:val="both"/>
+        <w:rPr>
+          <w:color w:val="000000"/>
+          <w:sz w:val="22"/>
+          <w:szCs w:val="22"/>
+        </w:rPr>
+      </w:pPr>
+    </w:p>
+    <w:p>
+      <w:pPr>
+        <w:keepLines/>
+        <w:pBdr>
+          <w:top w:val="nil"/>
+          <w:left w:val="nil"/>
+          <w:bottom w:val="nil"/>
+          <w:right w:val="nil"/>
+          <w:between w:val="nil"/>
+        </w:pBdr>
+        <w:tabs>
+          <w:tab w:val="right" w:pos="9922"/>
+          <w:tab w:val="left" w:pos="1134"/>
+        </w:tabs>
+        <w:spacing w:after="57"/>
+        <w:ind w:left="567" w:hanging="567"/>
+        <w:jc w:val="both"/>
+        <w:rPr>
+          <w:color w:val="000000"/>
+          <w:sz w:val="22"/>
+          <w:szCs w:val="22"/>
+        </w:rPr>
+      </w:pPr>
+      <w:r>
+        <w:rPr>
+          <w:color w:val="000000"/>
+          <w:sz w:val="22"/>
+          <w:szCs w:val="22"/>
+        </w:rPr>
+        <w:t>Other similar projects/researches</w:t>
+      </w:r>
+    </w:p>
+    <w:p>
+      <w:pPr>
+        <w:keepLines/>
+        <w:pBdr>
+          <w:top w:val="nil"/>
+          <w:left w:val="nil"/>
+          <w:bottom w:val="nil"/>
+          <w:right w:val="nil"/>
+          <w:between w:val="nil"/>
+        </w:pBdr>
+        <w:tabs>
+          <w:tab w:val="right" w:pos="9922"/>
+          <w:tab w:val="left" w:pos="1134"/>
+        </w:tabs>
+        <w:spacing w:after="57"/>
+        <w:ind w:left="567" w:hanging="567"/>
+        <w:jc w:val="both"/>
+        <w:rPr>
+          <w:color w:val="000000"/>
+          <w:sz w:val="22"/>
+          <w:szCs w:val="22"/>
+        </w:rPr>
+      </w:pPr>
+      <w:hyperlink r:id="rId105" w:history="1">
+        <w:r>
+          <w:rPr>
+            <w:rStyle w:val="Hyperlink"/>
+            <w:sz w:val="22"/>
+            <w:szCs w:val="22"/>
+          </w:rPr>
+          <w:t>https://nostrcg.github.io/http-schnorr-auth</w:t>
+        </w:r>
+      </w:hyperlink>
+      <w:r>
+        <w:rPr>
+          <w:color w:val="000000"/>
+          <w:sz w:val="22"/>
+          <w:szCs w:val="22"/>
+        </w:rPr>
+        <w:t xml:space="preserve"> </w:t>
+      </w:r>
+      <w:r>
+        <w:rPr>
+          <w:color w:val="000000"/>
+          <w:sz w:val="22"/>
+          <w:szCs w:val="22"/>
+        </w:rPr>
+        <w:t xml:space="preserve"> - draft implementation of auth through schnorr</w:t>
+      </w:r>
+    </w:p>
+    <w:p>
+      <w:pPr>
+        <w:keepLines/>
+        <w:pBdr>
+          <w:top w:val="nil"/>
+          <w:left w:val="nil"/>
+          <w:bottom w:val="nil"/>
+          <w:right w:val="nil"/>
+          <w:between w:val="nil"/>
+        </w:pBdr>
+        <w:tabs>
+          <w:tab w:val="right" w:pos="9922"/>
+          <w:tab w:val="left" w:pos="1134"/>
+        </w:tabs>
+        <w:spacing w:after="57"/>
+        <w:ind w:left="567" w:hanging="567"/>
+        <w:jc w:val="both"/>
+        <w:rPr>
+          <w:color w:val="000000"/>
+          <w:sz w:val="22"/>
+          <w:szCs w:val="22"/>
+        </w:rPr>
+      </w:pPr>
+      <w:hyperlink r:id="rId106" w:history="1">
+        <w:r>
+          <w:rPr>
+            <w:rStyle w:val="Hyperlink"/>
+            <w:sz w:val="22"/>
+            <w:szCs w:val="22"/>
+          </w:rPr>
+          <w:t>https://medium.com/%40prathyusha756/efficacy-of-schnorr-signature-for-stateless-authentication-5ae5d65ec5d3</w:t>
+        </w:r>
+      </w:hyperlink>
+      <w:r>
+        <w:rPr>
+          <w:color w:val="000000"/>
+          <w:sz w:val="22"/>
+          <w:szCs w:val="22"/>
+        </w:rPr>
+        <w:t xml:space="preserve"> </w:t>
+      </w:r>
+      <w:r>
+        <w:rPr>
+          <w:color w:val="000000"/>
+          <w:sz w:val="22"/>
+          <w:szCs w:val="22"/>
+        </w:rPr>
+        <w:t xml:space="preserve"> - discussing efficiency of a authentication system with schnorr</w:t>
+      </w:r>
+    </w:p>
+    <w:p>
+      <w:pPr>
+        <w:keepLines/>
+        <w:pBdr>
+          <w:top w:val="nil"/>
+          <w:left w:val="nil"/>
+          <w:bottom w:val="nil"/>
+          <w:right w:val="nil"/>
+          <w:between w:val="nil"/>
+        </w:pBdr>
+        <w:tabs>
+          <w:tab w:val="right" w:pos="9922"/>
+          <w:tab w:val="left" w:pos="1134"/>
+        </w:tabs>
+        <w:spacing w:after="57"/>
+        <w:ind w:left="567" w:hanging="567"/>
+        <w:jc w:val="both"/>
+        <w:rPr>
+          <w:color w:val="000000"/>
+          <w:sz w:val="22"/>
+          <w:szCs w:val="22"/>
+        </w:rPr>
+      </w:pPr>
+    </w:p>
+    <w:p>
+      <w:pPr>
+        <w:keepLines/>
+        <w:pBdr>
+          <w:top w:val="nil"/>
+          <w:left w:val="nil"/>
+          <w:bottom w:val="nil"/>
+          <w:right w:val="nil"/>
+          <w:between w:val="nil"/>
+        </w:pBdr>
+        <w:tabs>
+          <w:tab w:val="right" w:pos="9922"/>
+          <w:tab w:val="left" w:pos="1134"/>
+        </w:tabs>
+        <w:spacing w:after="57"/>
+        <w:ind w:left="567" w:hanging="567"/>
+        <w:jc w:val="both"/>
+        <w:rPr>
+          <w:color w:val="000000"/>
+          <w:sz w:val="22"/>
+          <w:szCs w:val="22"/>
+        </w:rPr>
+      </w:pPr>
+    </w:p>
+    <w:p>
+      <w:pPr>
+        <w:keepLines/>
+        <w:pBdr>
+          <w:top w:val="nil"/>
+          <w:left w:val="nil"/>
+          <w:bottom w:val="nil"/>
+          <w:right w:val="nil"/>
+          <w:between w:val="nil"/>
+        </w:pBdr>
+        <w:tabs>
+          <w:tab w:val="right" w:pos="9922"/>
+          <w:tab w:val="left" w:pos="1134"/>
+        </w:tabs>
+        <w:spacing w:after="57"/>
+        <w:ind w:left="567" w:hanging="567"/>
+        <w:jc w:val="both"/>
+        <w:rPr>
+          <w:color w:val="000000"/>
+          <w:sz w:val="22"/>
+          <w:szCs w:val="22"/>
+        </w:rPr>
+      </w:pPr>
+      <w:r>
+        <w:rPr>
+          <w:color w:val="000000"/>
+          <w:sz w:val="22"/>
+          <w:szCs w:val="22"/>
+        </w:rPr>
+        <w:t xml:space="preserve">Quantum </w:t>
+      </w:r>
+    </w:p>
+    <w:p>
+      <w:pPr>
+        <w:keepLines/>
+        <w:pBdr>
+          <w:top w:val="nil"/>
+          <w:left w:val="nil"/>
+          <w:bottom w:val="nil"/>
+          <w:right w:val="nil"/>
+          <w:between w:val="nil"/>
+        </w:pBdr>
+        <w:tabs>
+          <w:tab w:val="right" w:pos="9922"/>
+          <w:tab w:val="left" w:pos="1134"/>
+        </w:tabs>
+        <w:spacing w:after="57"/>
+        <w:ind w:left="567" w:hanging="567"/>
+        <w:jc w:val="both"/>
+        <w:rPr>
+          <w:color w:val="000000"/>
+          <w:sz w:val="22"/>
+          <w:szCs w:val="22"/>
+        </w:rPr>
+      </w:pPr>
+      <w:hyperlink r:id="rId107" w:history="1">
+        <w:r>
+          <w:rPr>
+            <w:rStyle w:val="Hyperlink"/>
+            <w:sz w:val="22"/>
+            <w:szCs w:val="22"/>
+          </w:rPr>
+          <w:t>https://eprint.iacr.org/2015/1075.pdf</w:t>
+        </w:r>
+      </w:hyperlink>
+      <w:r>
+        <w:rPr>
+          <w:color w:val="000000"/>
+          <w:sz w:val="22"/>
+          <w:szCs w:val="22"/>
+        </w:rPr>
+        <w:t xml:space="preserve"> </w:t>
+      </w:r>
+      <w:r>
+        <w:rPr>
+          <w:color w:val="000000"/>
+          <w:sz w:val="22"/>
+          <w:szCs w:val="22"/>
+        </w:rPr>
+        <w:t xml:space="preserve"> - analyzes the impending threat that large‑scale quantum computers pose to current public‑key cryptography</w:t>
+      </w:r>
+    </w:p>
+    <w:p>
+      <w:pPr>
+        <w:keepLines/>
+        <w:pBdr>
+          <w:top w:val="nil"/>
+          <w:left w:val="nil"/>
+          <w:bottom w:val="nil"/>
+          <w:right w:val="nil"/>
+          <w:between w:val="nil"/>
+        </w:pBdr>
+        <w:tabs>
+          <w:tab w:val="right" w:pos="9922"/>
+          <w:tab w:val="left" w:pos="1134"/>
+        </w:tabs>
+        <w:spacing w:after="57"/>
+        <w:ind w:left="567" w:hanging="567"/>
+        <w:jc w:val="both"/>
+        <w:rPr>
+          <w:color w:val="000000"/>
+          <w:sz w:val="22"/>
+          <w:szCs w:val="22"/>
+        </w:rPr>
+      </w:pPr>
+    </w:p>
+    <w:p>
+      <w:pPr>
+        <w:keepLines/>
+        <w:pBdr>
+          <w:top w:val="nil"/>
+          <w:left w:val="nil"/>
+          <w:bottom w:val="nil"/>
+          <w:right w:val="nil"/>
+          <w:between w:val="nil"/>
+        </w:pBdr>
+        <w:tabs>
+          <w:tab w:val="right" w:pos="9922"/>
+          <w:tab w:val="left" w:pos="1134"/>
+        </w:tabs>
+        <w:spacing w:after="57"/>
+        <w:ind w:left="567" w:hanging="567"/>
+        <w:jc w:val="both"/>
+        <w:rPr>
+          <w:color w:val="000000"/>
+          <w:sz w:val="22"/>
+          <w:szCs w:val="22"/>
+        </w:rPr>
+      </w:pPr>
+      <w:r>
+        <w:rPr>
+          <w:color w:val="000000"/>
+          <w:sz w:val="22"/>
+          <w:szCs w:val="22"/>
+        </w:rPr>
+        <w:lastRenderedPageBreak/>
+        <w:t>Algorithm similar to Schnorr</w:t>
+      </w:r>
+    </w:p>
+    <w:p>
+      <w:pPr>
+        <w:keepLines/>
+        <w:pBdr>
+          <w:top w:val="nil"/>
+          <w:left w:val="nil"/>
+          <w:bottom w:val="nil"/>
+          <w:right w:val="nil"/>
+          <w:between w:val="nil"/>
+        </w:pBdr>
+        <w:tabs>
+          <w:tab w:val="right" w:pos="9922"/>
+          <w:tab w:val="left" w:pos="1134"/>
+        </w:tabs>
+        <w:spacing w:after="57"/>
+        <w:ind w:left="567" w:hanging="567"/>
+        <w:jc w:val="both"/>
+        <w:rPr>
+          <w:color w:val="000000"/>
+          <w:sz w:val="22"/>
+          <w:szCs w:val="22"/>
+        </w:rPr>
+      </w:pPr>
+      <w:hyperlink r:id="rId108" w:history="1">
+        <w:r>
+          <w:rPr>
+            <w:rStyle w:val="Hyperlink"/>
+            <w:sz w:val="22"/>
+            <w:szCs w:val="22"/>
+          </w:rPr>
+          <w:t>https://datatracker.ietf.org/doc/html/rfc5054</w:t>
+        </w:r>
+      </w:hyperlink>
+      <w:r>
+        <w:rPr>
+          <w:color w:val="000000"/>
+          <w:sz w:val="22"/>
+          <w:szCs w:val="22"/>
+        </w:rPr>
+        <w:t xml:space="preserve"> </w:t>
+      </w:r>
+      <w:r>
+        <w:rPr>
+          <w:color w:val="000000"/>
+          <w:sz w:val="22"/>
+          <w:szCs w:val="22"/>
+        </w:rPr>
+        <w:t xml:space="preserve"> </w:t>
+      </w:r>
+      <w:r>
+        <w:rPr>
+          <w:color w:val="000000"/>
+          <w:sz w:val="22"/>
+          <w:szCs w:val="22"/>
+        </w:rPr>
+        <w:t xml:space="preserve"> </w:t>
+      </w:r>
+    </w:p>
+    <w:p>
+      <w:pPr>
+        <w:keepLines/>
+        <w:pBdr>
+          <w:top w:val="nil"/>
+          <w:left w:val="nil"/>
+          <w:bottom w:val="nil"/>
+          <w:right w:val="nil"/>
+          <w:between w:val="nil"/>
+        </w:pBdr>
+        <w:tabs>
+          <w:tab w:val="right" w:pos="9922"/>
+          <w:tab w:val="left" w:pos="1134"/>
+        </w:tabs>
+        <w:spacing w:after="57"/>
+        <w:ind w:left="567" w:hanging="567"/>
+        <w:jc w:val="both"/>
+        <w:rPr>
+          <w:color w:val="000000"/>
+          <w:sz w:val="22"/>
+          <w:szCs w:val="22"/>
+        </w:rPr>
+      </w:pPr>
+    </w:p>
+    <w:p>
+      <w:pPr>
+        <w:keepLines/>
+        <w:pBdr>
+          <w:top w:val="nil"/>
+          <w:left w:val="nil"/>
+          <w:bottom w:val="nil"/>
+          <w:right w:val="nil"/>
+          <w:between w:val="nil"/>
+        </w:pBdr>
+        <w:tabs>
+          <w:tab w:val="right" w:pos="9922"/>
+          <w:tab w:val="left" w:pos="1134"/>
+        </w:tabs>
+        <w:spacing w:after="57"/>
+        <w:ind w:left="567" w:hanging="567"/>
+        <w:jc w:val="both"/>
+        <w:rPr>
+          <w:color w:val="000000"/>
+          <w:sz w:val="22"/>
+          <w:szCs w:val="22"/>
+        </w:rPr>
+      </w:pPr>
+      <w:r>
+        <w:rPr>
+          <w:color w:val="000000"/>
+          <w:sz w:val="22"/>
+          <w:szCs w:val="22"/>
+        </w:rPr>
+        <w:t>ZKP Authentication Protocols</w:t>
+      </w:r>
+    </w:p>
+    <w:p>
+      <w:pPr>
+        <w:keepLines/>
+        <w:pBdr>
+          <w:top w:val="nil"/>
+          <w:left w:val="nil"/>
+          <w:bottom w:val="nil"/>
+          <w:right w:val="nil"/>
+          <w:between w:val="nil"/>
+        </w:pBdr>
+        <w:tabs>
+          <w:tab w:val="right" w:pos="9922"/>
+          <w:tab w:val="left" w:pos="1134"/>
+        </w:tabs>
+        <w:spacing w:after="57"/>
+        <w:ind w:left="567" w:hanging="567"/>
+        <w:jc w:val="both"/>
+        <w:rPr>
+          <w:color w:val="000000"/>
+          <w:sz w:val="22"/>
+          <w:szCs w:val="22"/>
+        </w:rPr>
+      </w:pPr>
+      <w:hyperlink r:id="rId109" w:history="1">
+        <w:r>
+          <w:rPr>
+            <w:rStyle w:val="Hyperlink"/>
+            <w:sz w:val="22"/>
+            <w:szCs w:val="22"/>
+          </w:rPr>
+          <w:t>https://asecuritysite.com/pake</w:t>
+        </w:r>
+      </w:hyperlink>
+      <w:r>
+        <w:rPr>
+          <w:color w:val="000000"/>
+          <w:sz w:val="22"/>
+          <w:szCs w:val="22"/>
+        </w:rPr>
+        <w:t xml:space="preserve"> </w:t>
+      </w:r>
+      <w:r>
+        <w:rPr>
+          <w:color w:val="000000"/>
+          <w:sz w:val="22"/>
+          <w:szCs w:val="22"/>
+        </w:rPr>
+        <w:t xml:space="preserve"> </w:t>
+      </w:r>
+    </w:p>
+    <w:p>
+      <w:pPr>
+        <w:keepLines/>
+        <w:pBdr>
+          <w:top w:val="nil"/>
+          <w:left w:val="nil"/>
+          <w:bottom w:val="nil"/>
+          <w:right w:val="nil"/>
+          <w:between w:val="nil"/>
+        </w:pBdr>
+        <w:tabs>
+          <w:tab w:val="right" w:pos="9922"/>
+          <w:tab w:val="left" w:pos="1134"/>
+        </w:tabs>
+        <w:spacing w:after="57"/>
+        <w:ind w:left="567" w:hanging="567"/>
+        <w:jc w:val="both"/>
+        <w:rPr>
+          <w:color w:val="000000"/>
+          <w:sz w:val="22"/>
+          <w:szCs w:val="22"/>
+        </w:rPr>
+      </w:pPr>
+      <w:hyperlink r:id="rId110" w:history="1">
+        <w:r>
+          <w:rPr>
+            <w:rStyle w:val="Hyperlink"/>
+            <w:sz w:val="22"/>
+            <w:szCs w:val="22"/>
+          </w:rPr>
+          <w:t>https://en.wikipedia.org/wiki/Password_Authenticated_Key_Exchange_by_Juggling</w:t>
+        </w:r>
+      </w:hyperlink>
+      <w:r>
+        <w:rPr>
+          <w:color w:val="000000"/>
+          <w:sz w:val="22"/>
+          <w:szCs w:val="22"/>
+        </w:rPr>
+        <w:t xml:space="preserve"> </w:t>
+      </w:r>
+      <w:r>
+        <w:rPr>
+          <w:color w:val="000000"/>
+          <w:sz w:val="22"/>
+          <w:szCs w:val="22"/>
+        </w:rPr>
+        <w:t xml:space="preserve"> </w:t>
+      </w:r>
+    </w:p>
+    <w:p>
+      <w:pPr>
+        <w:keepLines/>
+        <w:pBdr>
+          <w:top w:val="nil"/>
+          <w:left w:val="nil"/>
+          <w:bottom w:val="nil"/>
+          <w:right w:val="nil"/>
+          <w:between w:val="nil"/>
+        </w:pBdr>
+        <w:tabs>
+          <w:tab w:val="right" w:pos="9922"/>
+          <w:tab w:val="left" w:pos="1134"/>
+        </w:tabs>
+        <w:spacing w:after="57"/>
+        <w:ind w:left="567" w:hanging="567"/>
+        <w:jc w:val="both"/>
+        <w:rPr>
+          <w:color w:val="000000"/>
+          <w:sz w:val="22"/>
+          <w:szCs w:val="22"/>
+        </w:rPr>
+      </w:pPr>
+      <w:hyperlink r:id="rId111" w:history="1">
+        <w:r>
+          <w:rPr>
+            <w:rStyle w:val="Hyperlink"/>
+            <w:sz w:val="22"/>
+            <w:szCs w:val="22"/>
+          </w:rPr>
+          <w:t>https://medium.com/@mainnetready/srp-a-zero-knowledge-protocol-for-password-authentication-1e19582aab29</w:t>
+        </w:r>
+      </w:hyperlink>
+      <w:r>
+        <w:rPr>
+          <w:color w:val="000000"/>
+          <w:sz w:val="22"/>
+          <w:szCs w:val="22"/>
+        </w:rPr>
+        <w:t xml:space="preserve"> </w:t>
+      </w:r>
+      <w:r>
+        <w:rPr>
+          <w:color w:val="000000"/>
+          <w:sz w:val="22"/>
+          <w:szCs w:val="22"/>
+        </w:rPr>
+        <w:t xml:space="preserve"> </w:t>
+      </w:r>
+    </w:p>
+    <w:p>
+      <w:pPr>
+        <w:keepLines/>
+        <w:pBdr>
+          <w:top w:val="nil"/>
+          <w:left w:val="nil"/>
+          <w:bottom w:val="nil"/>
+          <w:right w:val="nil"/>
+          <w:between w:val="nil"/>
+        </w:pBdr>
+        <w:tabs>
+          <w:tab w:val="right" w:pos="9922"/>
+          <w:tab w:val="left" w:pos="1134"/>
+        </w:tabs>
+        <w:spacing w:after="57"/>
+        <w:ind w:left="567" w:hanging="567"/>
+        <w:jc w:val="both"/>
+        <w:rPr>
+          <w:color w:val="000000"/>
+          <w:sz w:val="22"/>
+          <w:szCs w:val="22"/>
+        </w:rPr>
+      </w:pPr>
+      <w:hyperlink r:id="rId112" w:history="1">
+        <w:r>
+          <w:rPr>
+            <w:rStyle w:val="Hyperlink"/>
+            <w:sz w:val="22"/>
+            <w:szCs w:val="22"/>
+          </w:rPr>
+          <w:t>https://arxiv.org/abs/2401.11735</w:t>
+        </w:r>
+      </w:hyperlink>
+      <w:r>
+        <w:rPr>
+          <w:color w:val="000000"/>
+          <w:sz w:val="22"/>
+          <w:szCs w:val="22"/>
+        </w:rPr>
+        <w:t xml:space="preserve"> </w:t>
+      </w:r>
+      <w:r>
+        <w:rPr>
+          <w:color w:val="000000"/>
+          <w:sz w:val="22"/>
+          <w:szCs w:val="22"/>
+        </w:rPr>
+        <w:t xml:space="preserve"> </w:t>
+      </w:r>
+    </w:p>
+    <w:p>
+      <w:pPr>
+        <w:keepLines/>
+        <w:pBdr>
+          <w:top w:val="nil"/>
+          <w:left w:val="nil"/>
+          <w:bottom w:val="nil"/>
+          <w:right w:val="nil"/>
+          <w:between w:val="nil"/>
+        </w:pBdr>
+        <w:tabs>
+          <w:tab w:val="right" w:pos="9922"/>
+          <w:tab w:val="left" w:pos="1134"/>
+        </w:tabs>
+        <w:spacing w:after="57"/>
+        <w:ind w:left="567" w:hanging="567"/>
+        <w:jc w:val="both"/>
+        <w:rPr>
+          <w:color w:val="000000"/>
+          <w:sz w:val="22"/>
+          <w:szCs w:val="22"/>
+        </w:rPr>
+      </w:pPr>
+      <w:hyperlink r:id="rId113" w:history="1">
+        <w:r>
+          <w:rPr>
+            <w:rStyle w:val="Hyperlink"/>
+            <w:sz w:val="22"/>
+            <w:szCs w:val="22"/>
+          </w:rPr>
+          <w:t>https://sedicii.com/news/zero-knowledge-authentication/</w:t>
+        </w:r>
+      </w:hyperlink>
+      <w:r>
+        <w:rPr>
+          <w:color w:val="000000"/>
+          <w:sz w:val="22"/>
+          <w:szCs w:val="22"/>
+        </w:rPr>
+        <w:t xml:space="preserve"> </w:t>
+      </w:r>
     </w:p>
     <w:p>
       <w:pPr>
@@ -30877,7 +33508,7 @@
                     <pic:cNvPicPr preferRelativeResize="0"/>
                   </pic:nvPicPr>
                   <pic:blipFill>
-                    <a:blip r:embed="rId76"/>
+                    <a:blip r:embed="rId114"/>
                     <a:srcRect/>
                     <a:stretch>
                       <a:fillRect/>
@@ -36356,7 +38987,7 @@
           <w:szCs w:val="20"/>
         </w:rPr>
         <w:sectPr>
-          <w:footerReference w:type="default" r:id="rId77"/>
+          <w:footerReference w:type="default" r:id="rId115"/>
           <w:pgSz w:w="11906" w:h="16838"/>
           <w:pgMar w:top="1700" w:right="1134" w:bottom="1700" w:left="1417" w:header="1134" w:footer="1134" w:gutter="0"/>
           <w:pgNumType w:start="1"/>
@@ -37510,7 +40141,7 @@
       </w:r>
     </w:p>
     <w:sectPr>
-      <w:footerReference w:type="even" r:id="rId78"/>
+      <w:footerReference w:type="even" r:id="rId116"/>
       <w:type w:val="continuous"/>
       <w:pgSz w:w="11906" w:h="16838"/>
       <w:pgMar w:top="1700" w:right="1134" w:bottom="1700" w:left="1417" w:header="1134" w:footer="1134" w:gutter="0"/>
@@ -38219,15 +40850,7 @@
         <w:sz w:val="32"/>
         <w:szCs w:val="32"/>
       </w:rPr>
-      <w:t xml:space="preserve">Iași, </w:t>
-    </w:r>
-    <w:r>
-      <w:rPr>
-        <w:color w:val="000000"/>
-        <w:sz w:val="32"/>
-        <w:szCs w:val="32"/>
-      </w:rPr>
-      <w:t>2024</w:t>
+      <w:t>Iași, 2024</w:t>
     </w:r>
   </w:p>
 </w:ftr>
@@ -39855,6 +42478,7 @@
   <w:style w:type="character" w:default="1" w:styleId="DefaultParagraphFont">
     <w:name w:val="Default Paragraph Font"/>
     <w:uiPriority w:val="1"/>
+    <w:semiHidden/>
     <w:unhideWhenUsed/>
   </w:style>
   <w:style w:type="table" w:default="1" w:styleId="TableNormal">
@@ -40171,6 +42795,18 @@
       <w:ind w:left="720"/>
       <w:contextualSpacing/>
     </w:pPr>
+  </w:style>
+  <w:style w:type="character" w:styleId="UnresolvedMention">
+    <w:name w:val="Unresolved Mention"/>
+    <w:basedOn w:val="DefaultParagraphFont"/>
+    <w:uiPriority w:val="99"/>
+    <w:semiHidden/>
+    <w:unhideWhenUsed/>
+    <w:rsid w:val="00F477B2"/>
+    <w:rPr>
+      <w:color w:val="605E5C"/>
+      <w:shd w:val="clear" w:color="auto" w:fill="E1DFDD"/>
+    </w:rPr>
   </w:style>
 </w:styles>
 </file>
